--- a/paper/WRRA_M_0_2_KO.docx
+++ b/paper/WRRA_M_0_2_KO.docx
@@ -9,7 +9,7 @@
       </w:pPr>
       <w:r>
         <w:rPr>
-          <w:rFonts w:ascii="Noto Sans KR" w:hAnsi="Noto Sans KR" w:eastAsia="Noto Sans KR"/>
+          <w:rFonts w:ascii="Noto Sans CJK KR" w:hAnsi="Noto Sans CJK KR" w:eastAsia="Noto Sans CJK KR" w:cs="Noto Sans CJK KR"/>
           <w:b/>
           <w:sz w:val="50"/>
         </w:rPr>
@@ -22,7 +22,7 @@
       </w:pPr>
       <w:r>
         <w:rPr>
-          <w:rFonts w:ascii="Noto Sans KR" w:hAnsi="Noto Sans KR" w:eastAsia="Noto Sans KR"/>
+          <w:rFonts w:ascii="Noto Sans CJK KR" w:hAnsi="Noto Sans CJK KR" w:eastAsia="Noto Sans CJK KR" w:cs="Noto Sans CJK KR"/>
           <w:color w:val="66717C"/>
           <w:sz w:val="29"/>
         </w:rPr>
@@ -62,7 +62,7 @@
           <w:p>
             <w:r>
               <w:rPr>
-                <w:rFonts w:ascii="Noto Sans KR" w:hAnsi="Noto Sans KR" w:eastAsia="Noto Sans KR"/>
+                <w:rFonts w:ascii="Noto Sans CJK KR" w:hAnsi="Noto Sans CJK KR" w:eastAsia="Noto Sans CJK KR" w:cs="Noto Sans CJK KR"/>
                 <w:b/>
                 <w:color w:val="66717C"/>
                 <w:sz w:val="20"/>
@@ -84,7 +84,7 @@
           <w:p>
             <w:r>
               <w:rPr>
-                <w:rFonts w:ascii="Noto Sans KR" w:hAnsi="Noto Sans KR" w:eastAsia="Noto Sans KR"/>
+                <w:rFonts w:ascii="Noto Sans CJK KR" w:hAnsi="Noto Sans CJK KR" w:eastAsia="Noto Sans CJK KR" w:cs="Noto Sans CJK KR"/>
                 <w:sz w:val="20"/>
               </w:rPr>
               <w:t>최원식 Wonsik Choi</w:t>
@@ -106,7 +106,7 @@
           <w:p>
             <w:r>
               <w:rPr>
-                <w:rFonts w:ascii="Noto Sans KR" w:hAnsi="Noto Sans KR" w:eastAsia="Noto Sans KR"/>
+                <w:rFonts w:ascii="Noto Sans CJK KR" w:hAnsi="Noto Sans CJK KR" w:eastAsia="Noto Sans CJK KR" w:cs="Noto Sans CJK KR"/>
                 <w:b/>
                 <w:color w:val="66717C"/>
                 <w:sz w:val="20"/>
@@ -128,7 +128,7 @@
           <w:p>
             <w:r>
               <w:rPr>
-                <w:rFonts w:ascii="Noto Sans KR" w:hAnsi="Noto Sans KR" w:eastAsia="Noto Sans KR"/>
+                <w:rFonts w:ascii="Noto Sans CJK KR" w:hAnsi="Noto Sans CJK KR" w:eastAsia="Noto Sans CJK KR" w:cs="Noto Sans CJK KR"/>
                 <w:sz w:val="20"/>
               </w:rPr>
               <w:t>0009-0001-4263-9772</w:t>
@@ -150,7 +150,7 @@
           <w:p>
             <w:r>
               <w:rPr>
-                <w:rFonts w:ascii="Noto Sans KR" w:hAnsi="Noto Sans KR" w:eastAsia="Noto Sans KR"/>
+                <w:rFonts w:ascii="Noto Sans CJK KR" w:hAnsi="Noto Sans CJK KR" w:eastAsia="Noto Sans CJK KR" w:cs="Noto Sans CJK KR"/>
                 <w:b/>
                 <w:color w:val="66717C"/>
                 <w:sz w:val="20"/>
@@ -172,7 +172,7 @@
           <w:p>
             <w:r>
               <w:rPr>
-                <w:rFonts w:ascii="Noto Sans KR" w:hAnsi="Noto Sans KR" w:eastAsia="Noto Sans KR"/>
+                <w:rFonts w:ascii="Noto Sans CJK KR" w:hAnsi="Noto Sans CJK KR" w:eastAsia="Noto Sans CJK KR" w:cs="Noto Sans CJK KR"/>
                 <w:sz w:val="20"/>
               </w:rPr>
               <w:t>janefather@gmail.com</w:t>
@@ -194,7 +194,7 @@
           <w:p>
             <w:r>
               <w:rPr>
-                <w:rFonts w:ascii="Noto Sans KR" w:hAnsi="Noto Sans KR" w:eastAsia="Noto Sans KR"/>
+                <w:rFonts w:ascii="Noto Sans CJK KR" w:hAnsi="Noto Sans CJK KR" w:eastAsia="Noto Sans CJK KR" w:cs="Noto Sans CJK KR"/>
                 <w:b/>
                 <w:color w:val="66717C"/>
                 <w:sz w:val="20"/>
@@ -216,10 +216,10 @@
           <w:p>
             <w:r>
               <w:rPr>
-                <w:rFonts w:ascii="Noto Sans KR" w:hAnsi="Noto Sans KR" w:eastAsia="Noto Sans KR"/>
+                <w:rFonts w:ascii="Noto Sans CJK KR" w:hAnsi="Noto Sans CJK KR" w:eastAsia="Noto Sans CJK KR" w:cs="Noto Sans CJK KR"/>
                 <w:sz w:val="20"/>
               </w:rPr>
-              <w:t>WRRA-M 0.2</w:t>
+              <w:t>WRRA-M 0.2-r1</w:t>
             </w:r>
           </w:p>
         </w:tc>
@@ -238,7 +238,7 @@
           <w:p>
             <w:r>
               <w:rPr>
-                <w:rFonts w:ascii="Noto Sans KR" w:hAnsi="Noto Sans KR" w:eastAsia="Noto Sans KR"/>
+                <w:rFonts w:ascii="Noto Sans CJK KR" w:hAnsi="Noto Sans CJK KR" w:eastAsia="Noto Sans CJK KR" w:cs="Noto Sans CJK KR"/>
                 <w:b/>
                 <w:color w:val="66717C"/>
                 <w:sz w:val="20"/>
@@ -260,10 +260,10 @@
           <w:p>
             <w:r>
               <w:rPr>
-                <w:rFonts w:ascii="Noto Sans KR" w:hAnsi="Noto Sans KR" w:eastAsia="Noto Sans KR"/>
+                <w:rFonts w:ascii="Noto Sans CJK KR" w:hAnsi="Noto Sans CJK KR" w:eastAsia="Noto Sans CJK KR" w:cs="Noto Sans CJK KR"/>
                 <w:sz w:val="20"/>
               </w:rPr>
-              <w:t>2026년 9월 30일</w:t>
+              <w:t>2026년 10월 1일</w:t>
             </w:r>
           </w:p>
         </w:tc>
@@ -282,7 +282,7 @@
           <w:p>
             <w:r>
               <w:rPr>
-                <w:rFonts w:ascii="Noto Sans KR" w:hAnsi="Noto Sans KR" w:eastAsia="Noto Sans KR"/>
+                <w:rFonts w:ascii="Noto Sans CJK KR" w:hAnsi="Noto Sans CJK KR" w:eastAsia="Noto Sans CJK KR" w:cs="Noto Sans CJK KR"/>
                 <w:b/>
                 <w:color w:val="66717C"/>
                 <w:sz w:val="20"/>
@@ -304,7 +304,7 @@
           <w:p>
             <w:r>
               <w:rPr>
-                <w:rFonts w:ascii="Noto Sans KR" w:hAnsi="Noto Sans KR" w:eastAsia="Noto Sans KR"/>
+                <w:rFonts w:ascii="Noto Sans CJK KR" w:hAnsi="Noto Sans CJK KR" w:eastAsia="Noto Sans CJK KR" w:cs="Noto Sans CJK KR"/>
                 <w:sz w:val="20"/>
               </w:rPr>
               <w:t>조건부 대응 연구 노트</w:t>
@@ -319,7 +319,7 @@
       </w:pPr>
       <w:r>
         <w:rPr>
-          <w:rFonts w:ascii="Noto Sans KR" w:hAnsi="Noto Sans KR" w:eastAsia="Noto Sans KR"/>
+          <w:rFonts w:ascii="Noto Sans CJK KR" w:hAnsi="Noto Sans CJK KR" w:eastAsia="Noto Sans CJK KR" w:cs="Noto Sans CJK KR"/>
           <w:b/>
           <w:sz w:val="22"/>
         </w:rPr>
@@ -332,7 +332,7 @@
       </w:pPr>
       <w:r>
         <w:rPr>
-          <w:rFonts w:ascii="Noto Sans KR" w:hAnsi="Noto Sans KR" w:eastAsia="Noto Sans KR"/>
+          <w:rFonts w:ascii="Noto Sans CJK KR" w:hAnsi="Noto Sans CJK KR" w:eastAsia="Noto Sans CJK KR" w:cs="Noto Sans CJK KR"/>
           <w:i w:val="0"/>
         </w:rPr>
         <w:t>이 노트는 WRRA-M 0.1이 남겨둔 질문 하나만 마무리한다. 하나의 교차 차원필터가 16개 채널을 재배열할 때 약한 짝지음, 하이퍼전하, 전기전하, 이상 소거가 함께 따라오는지 묻는다. 답은 명시한 가정 안에서 조건부이며 정확하다.</w:t>
@@ -340,6 +340,9 @@
     </w:p>
     <w:p>
       <w:r>
+        <w:rPr>
+          <w:rFonts w:ascii="Noto Sans CJK KR" w:hAnsi="Noto Sans CJK KR" w:eastAsia="Noto Sans CJK KR" w:cs="Noto Sans CJK KR"/>
+        </w:rPr>
         <w:br w:type="page"/>
       </w:r>
     </w:p>
@@ -348,6 +351,9 @@
         <w:pStyle w:val="Heading1"/>
       </w:pPr>
       <w:r>
+        <w:rPr>
+          <w:rFonts w:ascii="Noto Sans CJK KR" w:hAnsi="Noto Sans CJK KR" w:eastAsia="Noto Sans CJK KR" w:cs="Noto Sans CJK KR"/>
+        </w:rPr>
         <w:t>초록</w:t>
       </w:r>
     </w:p>
@@ -357,7 +363,7 @@
       </w:pPr>
       <w:r>
         <w:rPr>
-          <w:rFonts w:ascii="Noto Sans KR" w:hAnsi="Noto Sans KR" w:eastAsia="Noto Sans KR"/>
+          <w:rFonts w:ascii="Noto Sans CJK KR" w:hAnsi="Noto Sans CJK KR" w:eastAsia="Noto Sans CJK KR" w:cs="Noto Sans CJK KR"/>
           <w:i w:val="0"/>
         </w:rPr>
         <w:t>WRRA-M 0.2는 하나의 불변 채널, 두 개의 7차원 부문, 하나의 널 채널로 이루어진 16채널 공간을 정의한다. 이어 조건부 교차 차원필터를 도입해 이 공간을 파티-살람 표현 (4,2,1)과 (4-바,1,2)로 재배열한다. 두 7 부문은 서로 짝을 이룬 색 삼중항과 반삼중항을 제공하고, 각 부문의 단일항과 두 개의 구별된 1차원 채널이 각각의 4를 완성한다. 색 대칭성과 무대각합 조건으로 B-L 생성자를 고정하고, 널 채널의 중성과 불변 채널의 단위 정규화로 유일한 하이퍼전하 관계 Y=T3R+(B-L)/2를 고정한다. 그 결과 표준모형의 하이퍼전하와 전기전하, 섭동적 게이지 이상, 혼합 중력 이상, 전역 SU(2) 짝수 조건이 함께 따라온다. 이 결과는 필터의 존재나 동역학을 도출하지 않으며 G2만으로 전체 파티-살람 군을 만든다고 주장하지 않는다.</w:t>
@@ -368,6 +374,9 @@
         <w:pStyle w:val="Heading1"/>
       </w:pPr>
       <w:r>
+        <w:rPr>
+          <w:rFonts w:ascii="Noto Sans CJK KR" w:hAnsi="Noto Sans CJK KR" w:eastAsia="Noto Sans CJK KR" w:cs="Noto Sans CJK KR"/>
+        </w:rPr>
         <w:t>한 문장으로 된 결과</w:t>
       </w:r>
     </w:p>
@@ -377,7 +386,7 @@
       </w:pPr>
       <w:r>
         <w:rPr>
-          <w:rFonts w:ascii="Noto Sans KR" w:hAnsi="Noto Sans KR" w:eastAsia="Noto Sans KR"/>
+          <w:rFonts w:ascii="Noto Sans CJK KR" w:hAnsi="Noto Sans CJK KR" w:eastAsia="Noto Sans CJK KR" w:cs="Noto Sans CJK KR"/>
           <w:i w:val="0"/>
         </w:rPr>
         <w:t>WRRA-M 0.2는 교차 차원필터의 존재를 증명하지 않는다. 다만 명시한 채널 짝지음과 두 정규화 조건을 만족하는 필터가 존재한다면, 한 세대의 16채널 배치·하이퍼전하·전기전하·이상 소거가 하나의 구조에서 함께 닫힌다는 것을 보인다.</w:t>
@@ -388,6 +397,9 @@
         <w:pStyle w:val="Heading1"/>
       </w:pPr>
       <w:r>
+        <w:rPr>
+          <w:rFonts w:ascii="Noto Sans CJK KR" w:hAnsi="Noto Sans CJK KR" w:eastAsia="Noto Sans CJK KR" w:cs="Noto Sans CJK KR"/>
+        </w:rPr>
         <w:t>범위와 멈춤선</w:t>
       </w:r>
     </w:p>
@@ -397,7 +409,7 @@
       </w:pPr>
       <w:r>
         <w:rPr>
-          <w:rFonts w:ascii="Noto Sans KR" w:hAnsi="Noto Sans KR" w:eastAsia="Noto Sans KR"/>
+          <w:rFonts w:ascii="Noto Sans CJK KR" w:hAnsi="Noto Sans CJK KR" w:eastAsia="Noto Sans CJK KR" w:cs="Noto Sans CJK KR"/>
           <w:i w:val="0"/>
         </w:rPr>
         <w:t>목표는 의도적으로 좁다. 이번 버전은 우주론적 아키텍처를 확장하지도, 자연이 왜 이 필터를 선택하는지도 설명하지 않는다. 0.1이 다음 결정적 검증으로 남겨둔 대수적 단계를 완성하고 거기에서 멈춘다.</w:t>
@@ -408,6 +420,9 @@
         <w:pStyle w:val="Heading2"/>
       </w:pPr>
       <w:r>
+        <w:rPr>
+          <w:rFonts w:ascii="Noto Sans CJK KR" w:hAnsi="Noto Sans CJK KR" w:eastAsia="Noto Sans CJK KR" w:cs="Noto Sans CJK KR"/>
+        </w:rPr>
         <w:t>0.2에 포함</w:t>
       </w:r>
     </w:p>
@@ -418,7 +433,7 @@
       </w:pPr>
       <w:r>
         <w:rPr>
-          <w:rFonts w:ascii="Noto Sans KR" w:hAnsi="Noto Sans KR" w:eastAsia="Noto Sans KR"/>
+          <w:rFonts w:ascii="Noto Sans CJK KR" w:hAnsi="Noto Sans CJK KR" w:eastAsia="Noto Sans CJK KR" w:cs="Noto Sans CJK KR"/>
         </w:rPr>
         <w:t>16채널 입력공간의 정의</w:t>
       </w:r>
@@ -430,7 +445,7 @@
       </w:pPr>
       <w:r>
         <w:rPr>
-          <w:rFonts w:ascii="Noto Sans KR" w:hAnsi="Noto Sans KR" w:eastAsia="Noto Sans KR"/>
+          <w:rFonts w:ascii="Noto Sans CJK KR" w:hAnsi="Noto Sans CJK KR" w:eastAsia="Noto Sans CJK KR" w:cs="Noto Sans CJK KR"/>
         </w:rPr>
         <w:t>조건부 교차 차원필터의 정의</w:t>
       </w:r>
@@ -442,7 +457,7 @@
       </w:pPr>
       <w:r>
         <w:rPr>
-          <w:rFonts w:ascii="Noto Sans KR" w:hAnsi="Noto Sans KR" w:eastAsia="Noto Sans KR"/>
+          <w:rFonts w:ascii="Noto Sans CJK KR" w:hAnsi="Noto Sans CJK KR" w:eastAsia="Noto Sans CJK KR" w:cs="Noto Sans CJK KR"/>
         </w:rPr>
         <w:t>정확한 채널 계수와 파티-살람 대응</w:t>
       </w:r>
@@ -454,7 +469,7 @@
       </w:pPr>
       <w:r>
         <w:rPr>
-          <w:rFonts w:ascii="Noto Sans KR" w:hAnsi="Noto Sans KR" w:eastAsia="Noto Sans KR"/>
+          <w:rFonts w:ascii="Noto Sans CJK KR" w:hAnsi="Noto Sans CJK KR" w:eastAsia="Noto Sans CJK KR" w:cs="Noto Sans CJK KR"/>
         </w:rPr>
         <w:t>하이퍼전하와 전기전하의 조건부 도출</w:t>
       </w:r>
@@ -466,7 +481,7 @@
       </w:pPr>
       <w:r>
         <w:rPr>
-          <w:rFonts w:ascii="Noto Sans KR" w:hAnsi="Noto Sans KR" w:eastAsia="Noto Sans KR"/>
+          <w:rFonts w:ascii="Noto Sans CJK KR" w:hAnsi="Noto Sans CJK KR" w:eastAsia="Noto Sans CJK KR" w:cs="Noto Sans CJK KR"/>
         </w:rPr>
         <w:t>정확한 이상 계산과 명시적 반증조건</w:t>
       </w:r>
@@ -476,6 +491,9 @@
         <w:pStyle w:val="Heading2"/>
       </w:pPr>
       <w:r>
+        <w:rPr>
+          <w:rFonts w:ascii="Noto Sans CJK KR" w:hAnsi="Noto Sans CJK KR" w:eastAsia="Noto Sans CJK KR" w:cs="Noto Sans CJK KR"/>
+        </w:rPr>
         <w:t>0.3 이후로 유보</w:t>
       </w:r>
     </w:p>
@@ -486,7 +504,7 @@
       </w:pPr>
       <w:r>
         <w:rPr>
-          <w:rFonts w:ascii="Noto Sans KR" w:hAnsi="Noto Sans KR" w:eastAsia="Noto Sans KR"/>
+          <w:rFonts w:ascii="Noto Sans CJK KR" w:hAnsi="Noto Sans CJK KR" w:eastAsia="Noto Sans CJK KR" w:cs="Noto Sans CJK KR"/>
         </w:rPr>
         <w:t>필터 동역학 또는 소스와 법칙으로부터의 도출</w:t>
       </w:r>
@@ -498,7 +516,7 @@
       </w:pPr>
       <w:r>
         <w:rPr>
-          <w:rFonts w:ascii="Noto Sans KR" w:hAnsi="Noto Sans KR" w:eastAsia="Noto Sans KR"/>
+          <w:rFonts w:ascii="Noto Sans CJK KR" w:hAnsi="Noto Sans CJK KR" w:eastAsia="Noto Sans CJK KR" w:cs="Noto Sans CJK KR"/>
         </w:rPr>
         <w:t>3세대·질량·힉스 구조·중성미자 질량</w:t>
       </w:r>
@@ -510,7 +528,7 @@
       </w:pPr>
       <w:r>
         <w:rPr>
-          <w:rFonts w:ascii="Noto Sans KR" w:hAnsi="Noto Sans KR" w:eastAsia="Noto Sans KR"/>
+          <w:rFonts w:ascii="Noto Sans CJK KR" w:hAnsi="Noto Sans CJK KR" w:eastAsia="Noto Sans CJK KR" w:cs="Noto Sans CJK KR"/>
         </w:rPr>
         <w:t>중력·암흑물질·우주론·의식</w:t>
       </w:r>
@@ -522,7 +540,7 @@
       </w:pPr>
       <w:r>
         <w:rPr>
-          <w:rFonts w:ascii="Noto Sans KR" w:hAnsi="Noto Sans KR" w:eastAsia="Noto Sans KR"/>
+          <w:rFonts w:ascii="Noto Sans CJK KR" w:hAnsi="Noto Sans CJK KR" w:eastAsia="Noto Sans CJK KR" w:cs="Noto Sans CJK KR"/>
         </w:rPr>
         <w:t>G2 자체가 전체 파티-살람 군을 생성한다는 주장</w:t>
       </w:r>
@@ -533,6 +551,9 @@
         <w:pageBreakBefore/>
       </w:pPr>
       <w:r>
+        <w:rPr>
+          <w:rFonts w:ascii="Noto Sans CJK KR" w:hAnsi="Noto Sans CJK KR" w:eastAsia="Noto Sans CJK KR" w:cs="Noto Sans CJK KR"/>
+        </w:rPr>
         <w:t>외부 수학 기준선</w:t>
       </w:r>
     </w:p>
@@ -542,7 +563,7 @@
       </w:pPr>
       <w:r>
         <w:rPr>
-          <w:rFonts w:ascii="Noto Sans KR" w:hAnsi="Noto Sans KR" w:eastAsia="Noto Sans KR"/>
+          <w:rFonts w:ascii="Noto Sans CJK KR" w:hAnsi="Noto Sans CJK KR" w:eastAsia="Noto Sans CJK KR" w:cs="Noto Sans CJK KR"/>
           <w:i w:val="0"/>
         </w:rPr>
         <w:t>파티-살람 표현과 SO(10)에 결부된 16성분 스피너 구성은 이미 확립된 외부 구조이며 WRRA의 발견이 아니다[1][2]. G2의 분기 7=3+3-바+1 역시 외부 표현론의 입력이다[3]. WRRA-M의 고유한 기여는 1+7+7+1-널 채널공간을 그 알려진 구조로 재배열하는 특정한 조건부 대응이다.</w:t>
@@ -553,6 +574,9 @@
         <w:pStyle w:val="Heading1"/>
       </w:pPr>
       <w:r>
+        <w:rPr>
+          <w:rFonts w:ascii="Noto Sans CJK KR" w:hAnsi="Noto Sans CJK KR" w:eastAsia="Noto Sans CJK KR" w:cs="Noto Sans CJK KR"/>
+        </w:rPr>
         <w:t>고정 WRRA 판정규칙</w:t>
       </w:r>
     </w:p>
@@ -599,7 +623,7 @@
             </w:pPr>
             <w:r>
               <w:rPr>
-                <w:rFonts w:ascii="Noto Sans KR" w:hAnsi="Noto Sans KR" w:eastAsia="Noto Sans KR"/>
+                <w:rFonts w:ascii="Noto Sans CJK KR" w:hAnsi="Noto Sans CJK KR" w:eastAsia="Noto Sans CJK KR" w:cs="Noto Sans CJK KR"/>
                 <w:b/>
                 <w:color w:val="FFFFFF"/>
                 <w:sz w:val="18"/>
@@ -627,7 +651,7 @@
             </w:pPr>
             <w:r>
               <w:rPr>
-                <w:rFonts w:ascii="Noto Sans KR" w:hAnsi="Noto Sans KR" w:eastAsia="Noto Sans KR"/>
+                <w:rFonts w:ascii="Noto Sans CJK KR" w:hAnsi="Noto Sans CJK KR" w:eastAsia="Noto Sans CJK KR" w:cs="Noto Sans CJK KR"/>
                 <w:b/>
                 <w:color w:val="FFFFFF"/>
                 <w:sz w:val="18"/>
@@ -659,7 +683,7 @@
             </w:pPr>
             <w:r>
               <w:rPr>
-                <w:rFonts w:ascii="Noto Sans KR" w:hAnsi="Noto Sans KR" w:eastAsia="Noto Sans KR"/>
+                <w:rFonts w:ascii="Noto Sans CJK KR" w:hAnsi="Noto Sans CJK KR" w:eastAsia="Noto Sans CJK KR" w:cs="Noto Sans CJK KR"/>
                 <w:sz w:val="18"/>
               </w:rPr>
               <w:t>검증 입력</w:t>
@@ -684,7 +708,7 @@
             </w:pPr>
             <w:r>
               <w:rPr>
-                <w:rFonts w:ascii="Noto Sans KR" w:hAnsi="Noto Sans KR" w:eastAsia="Noto Sans KR"/>
+                <w:rFonts w:ascii="Noto Sans CJK KR" w:hAnsi="Noto Sans CJK KR" w:eastAsia="Noto Sans CJK KR" w:cs="Noto Sans CJK KR"/>
                 <w:sz w:val="18"/>
               </w:rPr>
               <w:t>어떤 확립된 표현 항등식과 이상 조건을 사용하는가</w:t>
@@ -715,7 +739,7 @@
             </w:pPr>
             <w:r>
               <w:rPr>
-                <w:rFonts w:ascii="Noto Sans KR" w:hAnsi="Noto Sans KR" w:eastAsia="Noto Sans KR"/>
+                <w:rFonts w:ascii="Noto Sans CJK KR" w:hAnsi="Noto Sans CJK KR" w:eastAsia="Noto Sans CJK KR" w:cs="Noto Sans CJK KR"/>
                 <w:sz w:val="18"/>
               </w:rPr>
               <w:t>WRRA 고유 변환</w:t>
@@ -741,7 +765,7 @@
             </w:pPr>
             <w:r>
               <w:rPr>
-                <w:rFonts w:ascii="Noto Sans KR" w:hAnsi="Noto Sans KR" w:eastAsia="Noto Sans KR"/>
+                <w:rFonts w:ascii="Noto Sans CJK KR" w:hAnsi="Noto Sans CJK KR" w:eastAsia="Noto Sans CJK KR" w:cs="Noto Sans CJK KR"/>
                 <w:sz w:val="18"/>
               </w:rPr>
               <w:t>교차필터가 네 입력 부문을 어떻게 재배열하는가</w:t>
@@ -771,7 +795,7 @@
             </w:pPr>
             <w:r>
               <w:rPr>
-                <w:rFonts w:ascii="Noto Sans KR" w:hAnsi="Noto Sans KR" w:eastAsia="Noto Sans KR"/>
+                <w:rFonts w:ascii="Noto Sans CJK KR" w:hAnsi="Noto Sans CJK KR" w:eastAsia="Noto Sans CJK KR" w:cs="Noto Sans CJK KR"/>
                 <w:sz w:val="18"/>
               </w:rPr>
               <w:t>산출</w:t>
@@ -796,7 +820,7 @@
             </w:pPr>
             <w:r>
               <w:rPr>
-                <w:rFonts w:ascii="Noto Sans KR" w:hAnsi="Noto Sans KR" w:eastAsia="Noto Sans KR"/>
+                <w:rFonts w:ascii="Noto Sans CJK KR" w:hAnsi="Noto Sans CJK KR" w:eastAsia="Noto Sans CJK KR" w:cs="Noto Sans CJK KR"/>
                 <w:sz w:val="18"/>
               </w:rPr>
               <w:t>재배열로부터 어떤 전하와 정합관계가 따라오는가</w:t>
@@ -827,7 +851,7 @@
             </w:pPr>
             <w:r>
               <w:rPr>
-                <w:rFonts w:ascii="Noto Sans KR" w:hAnsi="Noto Sans KR" w:eastAsia="Noto Sans KR"/>
+                <w:rFonts w:ascii="Noto Sans CJK KR" w:hAnsi="Noto Sans CJK KR" w:eastAsia="Noto Sans CJK KR" w:cs="Noto Sans CJK KR"/>
                 <w:sz w:val="18"/>
               </w:rPr>
               <w:t>반증조건</w:t>
@@ -853,7 +877,7 @@
             </w:pPr>
             <w:r>
               <w:rPr>
-                <w:rFonts w:ascii="Noto Sans KR" w:hAnsi="Noto Sans KR" w:eastAsia="Noto Sans KR"/>
+                <w:rFonts w:ascii="Noto Sans CJK KR" w:hAnsi="Noto Sans CJK KR" w:eastAsia="Noto Sans CJK KR" w:cs="Noto Sans CJK KR"/>
                 <w:sz w:val="18"/>
               </w:rPr>
               <w:t>어떤 실패가 이 0.2 대응을 기각하는가</w:t>
@@ -872,6 +896,9 @@
         <w:pStyle w:val="Heading1"/>
       </w:pPr>
       <w:r>
+        <w:rPr>
+          <w:rFonts w:ascii="Noto Sans CJK KR" w:hAnsi="Noto Sans CJK KR" w:eastAsia="Noto Sans CJK KR" w:cs="Noto Sans CJK KR"/>
+        </w:rPr>
         <w:t>16채널 입력</w:t>
       </w:r>
     </w:p>
@@ -881,7 +908,7 @@
       </w:pPr>
       <w:r>
         <w:rPr>
-          <w:rFonts w:ascii="Noto Sans KR" w:hAnsi="Noto Sans KR" w:eastAsia="Noto Sans KR"/>
+          <w:rFonts w:ascii="Noto Sans CJK KR" w:hAnsi="Noto Sans CJK KR" w:eastAsia="Noto Sans CJK KR" w:cs="Noto Sans CJK KR"/>
           <w:i w:val="0"/>
         </w:rPr>
         <w:t>0.2의 입력은 0.1의 15채널 공간에 WRRA 널 채널을 더한다. 아래첨자는 채널의 기원을 구별할 뿐 아직 관측 입자의 이름이 아니다. 불변 채널 1-제로와 널 채널 1-N은 구조적으로 구별된 1차원 부문이다.</w:t>
@@ -894,6 +921,9 @@
         <w:jc w:val="center"/>
       </w:pPr>
       <w:r>
+        <w:rPr>
+          <w:rFonts w:ascii="Noto Sans CJK KR" w:hAnsi="Noto Sans CJK KR" w:eastAsia="Noto Sans CJK KR" w:cs="Noto Sans CJK KR"/>
+        </w:rPr>
         <w:drawing>
           <wp:inline xmlns:a="http://schemas.openxmlformats.org/drawingml/2006/main" xmlns:pic="http://schemas.openxmlformats.org/drawingml/2006/picture">
             <wp:extent cx="4114800" cy="365678"/>
@@ -934,10 +964,10 @@
       </w:pPr>
       <w:r>
         <w:rPr>
-          <w:rFonts w:ascii="Noto Sans KR" w:hAnsi="Noto Sans KR" w:eastAsia="Noto Sans KR"/>
+          <w:rFonts w:ascii="Noto Sans CJK KR" w:hAnsi="Noto Sans CJK KR" w:eastAsia="Noto Sans CJK KR" w:cs="Noto Sans CJK KR"/>
           <w:i w:val="0"/>
         </w:rPr>
-        <w:t>각 7은 공통 색 부분군 아래에서 같은 방식으로 분기한다. 따라서 전체 입력은 삼중항 2개, 반삼중항 2개, 단일항 4개를 가지며, 모두 합하면 복소 왼손 바일 채널 16개다.</w:t>
+        <w:t>콤팩트 G2의 7차원 기본표현은 실수 표현이다. 여기서 각 7은 그 복소화를 뜻하며, SU(3) 제한은 삼중항과 반삼중항과 단일항으로 분기한다. 전체 입력은 삼중항 2개, 반삼중항 2개, 단일항 4개로 이루어진 복소 색 성분 16개다. 이를 독립적인 복소 왼손 바일 채널 16개로 읽는 것은 추가 물리 가정이다. 원래 실수 표현의 켤레 관계로 삼중항 장과 반삼중항 장을 동일시하지 않으며, 색 계수만으로 손지기성을 결정하지 않는다[5].</w:t>
       </w:r>
     </w:p>
     <w:p>
@@ -947,6 +977,9 @@
         <w:jc w:val="center"/>
       </w:pPr>
       <w:r>
+        <w:rPr>
+          <w:rFonts w:ascii="Noto Sans CJK KR" w:hAnsi="Noto Sans CJK KR" w:eastAsia="Noto Sans CJK KR" w:cs="Noto Sans CJK KR"/>
+        </w:rPr>
         <w:drawing>
           <wp:inline xmlns:a="http://schemas.openxmlformats.org/drawingml/2006/main" xmlns:pic="http://schemas.openxmlformats.org/drawingml/2006/picture">
             <wp:extent cx="3200400" cy="284416"/>
@@ -1026,7 +1059,7 @@
             </w:pPr>
             <w:r>
               <w:rPr>
-                <w:rFonts w:ascii="Noto Sans KR" w:hAnsi="Noto Sans KR" w:eastAsia="Noto Sans KR"/>
+                <w:rFonts w:ascii="Noto Sans CJK KR" w:hAnsi="Noto Sans CJK KR" w:eastAsia="Noto Sans CJK KR" w:cs="Noto Sans CJK KR"/>
                 <w:b/>
                 <w:color w:val="FFFFFF"/>
                 <w:sz w:val="17"/>
@@ -1054,7 +1087,7 @@
             </w:pPr>
             <w:r>
               <w:rPr>
-                <w:rFonts w:ascii="Noto Sans KR" w:hAnsi="Noto Sans KR" w:eastAsia="Noto Sans KR"/>
+                <w:rFonts w:ascii="Noto Sans CJK KR" w:hAnsi="Noto Sans CJK KR" w:eastAsia="Noto Sans CJK KR" w:cs="Noto Sans CJK KR"/>
                 <w:b/>
                 <w:color w:val="FFFFFF"/>
                 <w:sz w:val="17"/>
@@ -1082,7 +1115,7 @@
             </w:pPr>
             <w:r>
               <w:rPr>
-                <w:rFonts w:ascii="Noto Sans KR" w:hAnsi="Noto Sans KR" w:eastAsia="Noto Sans KR"/>
+                <w:rFonts w:ascii="Noto Sans CJK KR" w:hAnsi="Noto Sans CJK KR" w:eastAsia="Noto Sans CJK KR" w:cs="Noto Sans CJK KR"/>
                 <w:b/>
                 <w:color w:val="FFFFFF"/>
                 <w:sz w:val="17"/>
@@ -1110,7 +1143,7 @@
             </w:pPr>
             <w:r>
               <w:rPr>
-                <w:rFonts w:ascii="Noto Sans KR" w:hAnsi="Noto Sans KR" w:eastAsia="Noto Sans KR"/>
+                <w:rFonts w:ascii="Noto Sans CJK KR" w:hAnsi="Noto Sans CJK KR" w:eastAsia="Noto Sans CJK KR" w:cs="Noto Sans CJK KR"/>
                 <w:b/>
                 <w:color w:val="FFFFFF"/>
                 <w:sz w:val="17"/>
@@ -1142,7 +1175,7 @@
             </w:pPr>
             <w:r>
               <w:rPr>
-                <w:rFonts w:ascii="Noto Sans KR" w:hAnsi="Noto Sans KR" w:eastAsia="Noto Sans KR"/>
+                <w:rFonts w:ascii="Noto Sans CJK KR" w:hAnsi="Noto Sans CJK KR" w:eastAsia="Noto Sans CJK KR" w:cs="Noto Sans CJK KR"/>
                 <w:sz w:val="17"/>
               </w:rPr>
               <w:t>1-제로</w:t>
@@ -1167,7 +1200,7 @@
             </w:pPr>
             <w:r>
               <w:rPr>
-                <w:rFonts w:ascii="Noto Sans KR" w:hAnsi="Noto Sans KR" w:eastAsia="Noto Sans KR"/>
+                <w:rFonts w:ascii="Noto Sans CJK KR" w:hAnsi="Noto Sans CJK KR" w:eastAsia="Noto Sans CJK KR" w:cs="Noto Sans CJK KR"/>
                 <w:sz w:val="17"/>
               </w:rPr>
               <w:t>1</w:t>
@@ -1192,7 +1225,7 @@
             </w:pPr>
             <w:r>
               <w:rPr>
-                <w:rFonts w:ascii="Noto Sans KR" w:hAnsi="Noto Sans KR" w:eastAsia="Noto Sans KR"/>
+                <w:rFonts w:ascii="Noto Sans CJK KR" w:hAnsi="Noto Sans CJK KR" w:eastAsia="Noto Sans CJK KR" w:cs="Noto Sans CJK KR"/>
                 <w:sz w:val="17"/>
               </w:rPr>
               <w:t>1</w:t>
@@ -1217,7 +1250,7 @@
             </w:pPr>
             <w:r>
               <w:rPr>
-                <w:rFonts w:ascii="Noto Sans KR" w:hAnsi="Noto Sans KR" w:eastAsia="Noto Sans KR"/>
+                <w:rFonts w:ascii="Noto Sans CJK KR" w:hAnsi="Noto Sans CJK KR" w:eastAsia="Noto Sans CJK KR" w:cs="Noto Sans CJK KR"/>
                 <w:sz w:val="17"/>
               </w:rPr>
               <w:t>보이는 불변 채널</w:t>
@@ -1248,7 +1281,7 @@
             </w:pPr>
             <w:r>
               <w:rPr>
-                <w:rFonts w:ascii="Noto Sans KR" w:hAnsi="Noto Sans KR" w:eastAsia="Noto Sans KR"/>
+                <w:rFonts w:ascii="Noto Sans CJK KR" w:hAnsi="Noto Sans CJK KR" w:eastAsia="Noto Sans CJK KR" w:cs="Noto Sans CJK KR"/>
                 <w:sz w:val="17"/>
               </w:rPr>
               <w:t>7-A</w:t>
@@ -1274,7 +1307,7 @@
             </w:pPr>
             <w:r>
               <w:rPr>
-                <w:rFonts w:ascii="Noto Sans KR" w:hAnsi="Noto Sans KR" w:eastAsia="Noto Sans KR"/>
+                <w:rFonts w:ascii="Noto Sans CJK KR" w:hAnsi="Noto Sans CJK KR" w:eastAsia="Noto Sans CJK KR" w:cs="Noto Sans CJK KR"/>
                 <w:sz w:val="17"/>
               </w:rPr>
               <w:t>3 더하기 3-바 더하기 1</w:t>
@@ -1300,7 +1333,7 @@
             </w:pPr>
             <w:r>
               <w:rPr>
-                <w:rFonts w:ascii="Noto Sans KR" w:hAnsi="Noto Sans KR" w:eastAsia="Noto Sans KR"/>
+                <w:rFonts w:ascii="Noto Sans CJK KR" w:hAnsi="Noto Sans CJK KR" w:eastAsia="Noto Sans CJK KR" w:cs="Noto Sans CJK KR"/>
                 <w:sz w:val="17"/>
               </w:rPr>
               <w:t>7</w:t>
@@ -1326,7 +1359,7 @@
             </w:pPr>
             <w:r>
               <w:rPr>
-                <w:rFonts w:ascii="Noto Sans KR" w:hAnsi="Noto Sans KR" w:eastAsia="Noto Sans KR"/>
+                <w:rFonts w:ascii="Noto Sans CJK KR" w:hAnsi="Noto Sans CJK KR" w:eastAsia="Noto Sans CJK KR" w:cs="Noto Sans CJK KR"/>
                 <w:sz w:val="17"/>
               </w:rPr>
               <w:t>첫 번째 짝 성분</w:t>
@@ -1356,7 +1389,7 @@
             </w:pPr>
             <w:r>
               <w:rPr>
-                <w:rFonts w:ascii="Noto Sans KR" w:hAnsi="Noto Sans KR" w:eastAsia="Noto Sans KR"/>
+                <w:rFonts w:ascii="Noto Sans CJK KR" w:hAnsi="Noto Sans CJK KR" w:eastAsia="Noto Sans CJK KR" w:cs="Noto Sans CJK KR"/>
                 <w:sz w:val="17"/>
               </w:rPr>
               <w:t>7-B</w:t>
@@ -1381,7 +1414,7 @@
             </w:pPr>
             <w:r>
               <w:rPr>
-                <w:rFonts w:ascii="Noto Sans KR" w:hAnsi="Noto Sans KR" w:eastAsia="Noto Sans KR"/>
+                <w:rFonts w:ascii="Noto Sans CJK KR" w:hAnsi="Noto Sans CJK KR" w:eastAsia="Noto Sans CJK KR" w:cs="Noto Sans CJK KR"/>
                 <w:sz w:val="17"/>
               </w:rPr>
               <w:t>3 더하기 3-바 더하기 1</w:t>
@@ -1406,7 +1439,7 @@
             </w:pPr>
             <w:r>
               <w:rPr>
-                <w:rFonts w:ascii="Noto Sans KR" w:hAnsi="Noto Sans KR" w:eastAsia="Noto Sans KR"/>
+                <w:rFonts w:ascii="Noto Sans CJK KR" w:hAnsi="Noto Sans CJK KR" w:eastAsia="Noto Sans CJK KR" w:cs="Noto Sans CJK KR"/>
                 <w:sz w:val="17"/>
               </w:rPr>
               <w:t>7</w:t>
@@ -1431,7 +1464,7 @@
             </w:pPr>
             <w:r>
               <w:rPr>
-                <w:rFonts w:ascii="Noto Sans KR" w:hAnsi="Noto Sans KR" w:eastAsia="Noto Sans KR"/>
+                <w:rFonts w:ascii="Noto Sans CJK KR" w:hAnsi="Noto Sans CJK KR" w:eastAsia="Noto Sans CJK KR" w:cs="Noto Sans CJK KR"/>
                 <w:sz w:val="17"/>
               </w:rPr>
               <w:t>두 번째 짝 성분</w:t>
@@ -1462,7 +1495,7 @@
             </w:pPr>
             <w:r>
               <w:rPr>
-                <w:rFonts w:ascii="Noto Sans KR" w:hAnsi="Noto Sans KR" w:eastAsia="Noto Sans KR"/>
+                <w:rFonts w:ascii="Noto Sans CJK KR" w:hAnsi="Noto Sans CJK KR" w:eastAsia="Noto Sans CJK KR" w:cs="Noto Sans CJK KR"/>
                 <w:sz w:val="17"/>
               </w:rPr>
               <w:t>1-N</w:t>
@@ -1488,7 +1521,7 @@
             </w:pPr>
             <w:r>
               <w:rPr>
-                <w:rFonts w:ascii="Noto Sans KR" w:hAnsi="Noto Sans KR" w:eastAsia="Noto Sans KR"/>
+                <w:rFonts w:ascii="Noto Sans CJK KR" w:hAnsi="Noto Sans CJK KR" w:eastAsia="Noto Sans CJK KR" w:cs="Noto Sans CJK KR"/>
                 <w:sz w:val="17"/>
               </w:rPr>
               <w:t>1</w:t>
@@ -1514,7 +1547,7 @@
             </w:pPr>
             <w:r>
               <w:rPr>
-                <w:rFonts w:ascii="Noto Sans KR" w:hAnsi="Noto Sans KR" w:eastAsia="Noto Sans KR"/>
+                <w:rFonts w:ascii="Noto Sans CJK KR" w:hAnsi="Noto Sans CJK KR" w:eastAsia="Noto Sans CJK KR" w:cs="Noto Sans CJK KR"/>
                 <w:sz w:val="17"/>
               </w:rPr>
               <w:t>1</w:t>
@@ -1540,7 +1573,7 @@
             </w:pPr>
             <w:r>
               <w:rPr>
-                <w:rFonts w:ascii="Noto Sans KR" w:hAnsi="Noto Sans KR" w:eastAsia="Noto Sans KR"/>
+                <w:rFonts w:ascii="Noto Sans CJK KR" w:hAnsi="Noto Sans CJK KR" w:eastAsia="Noto Sans CJK KR" w:cs="Noto Sans CJK KR"/>
                 <w:sz w:val="17"/>
               </w:rPr>
               <w:t>중성 널 채널</w:t>
@@ -1557,9 +1590,12 @@
     <w:p>
       <w:pPr>
         <w:pStyle w:val="Heading1"/>
-        <w:pageBreakBefore/>
+        <w:pageBreakBefore w:val="0"/>
       </w:pPr>
       <w:r>
+        <w:rPr>
+          <w:rFonts w:ascii="Noto Sans CJK KR" w:hAnsi="Noto Sans CJK KR" w:eastAsia="Noto Sans CJK KR" w:cs="Noto Sans CJK KR"/>
+        </w:rPr>
         <w:t>교차 차원필터</w:t>
       </w:r>
     </w:p>
@@ -1569,7 +1605,7 @@
       </w:pPr>
       <w:r>
         <w:rPr>
-          <w:rFonts w:ascii="Noto Sans KR" w:hAnsi="Noto Sans KR" w:eastAsia="Noto Sans KR"/>
+          <w:rFonts w:ascii="Noto Sans CJK KR" w:hAnsi="Noto Sans CJK KR" w:eastAsia="Noto Sans CJK KR" w:cs="Noto Sans CJK KR"/>
           <w:i w:val="0"/>
         </w:rPr>
         <w:t>DF-크로스를 공통 SU(3) 색 작용을 보존하면서 두 7 부문 사이의 채널을 짝짓는 조건부 선형 재배열로 정의한다. 이 필터는 차원이나 입자를 새로 만들지 않는다. 어떤 입력 성분들을 하나의 표현형 다중항으로 함께 읽을지만 바꾼다.</w:t>
@@ -1582,6 +1618,9 @@
         <w:jc w:val="center"/>
       </w:pPr>
       <w:r>
+        <w:rPr>
+          <w:rFonts w:ascii="Noto Sans CJK KR" w:hAnsi="Noto Sans CJK KR" w:eastAsia="Noto Sans CJK KR" w:cs="Noto Sans CJK KR"/>
+        </w:rPr>
         <w:drawing>
           <wp:inline xmlns:a="http://schemas.openxmlformats.org/drawingml/2006/main" xmlns:pic="http://schemas.openxmlformats.org/drawingml/2006/picture">
             <wp:extent cx="5212080" cy="463192"/>
@@ -1622,7 +1661,7 @@
       </w:pPr>
       <w:r>
         <w:rPr>
-          <w:rFonts w:ascii="Noto Sans KR" w:hAnsi="Noto Sans KR" w:eastAsia="Noto Sans KR"/>
+          <w:rFonts w:ascii="Noto Sans CJK KR" w:hAnsi="Noto Sans CJK KR" w:eastAsia="Noto Sans CJK KR" w:cs="Noto Sans CJK KR"/>
           <w:i w:val="0"/>
         </w:rPr>
         <w:t>A 부문의 삼중항과 단일항은 B 부문의 대응 성분과 짝을 이루어 SU(2)L 이중항의 두 성분이 된다. 결합 차원은 8이다.</w:t>
@@ -1635,6 +1674,9 @@
         <w:jc w:val="center"/>
       </w:pPr>
       <w:r>
+        <w:rPr>
+          <w:rFonts w:ascii="Noto Sans CJK KR" w:hAnsi="Noto Sans CJK KR" w:eastAsia="Noto Sans CJK KR" w:cs="Noto Sans CJK KR"/>
+        </w:rPr>
         <w:drawing>
           <wp:inline xmlns:a="http://schemas.openxmlformats.org/drawingml/2006/main" xmlns:pic="http://schemas.openxmlformats.org/drawingml/2006/picture">
             <wp:extent cx="5623560" cy="499760"/>
@@ -1675,7 +1717,7 @@
       </w:pPr>
       <w:r>
         <w:rPr>
-          <w:rFonts w:ascii="Noto Sans KR" w:hAnsi="Noto Sans KR" w:eastAsia="Noto Sans KR"/>
+          <w:rFonts w:ascii="Noto Sans CJK KR" w:hAnsi="Noto Sans CJK KR" w:eastAsia="Noto Sans CJK KR" w:cs="Noto Sans CJK KR"/>
           <w:i w:val="0"/>
         </w:rPr>
         <w:t>A 부문의 반삼중항은 널 단일항과, B 부문의 반삼중항은 불변 단일항과 짝을 이룬다. 이 두 반사중항이 SU(2)R 이중항을 이루며, 역시 차원은 8이다.</w:t>
@@ -1688,6 +1730,9 @@
         <w:jc w:val="center"/>
       </w:pPr>
       <w:r>
+        <w:rPr>
+          <w:rFonts w:ascii="Noto Sans CJK KR" w:hAnsi="Noto Sans CJK KR" w:eastAsia="Noto Sans CJK KR" w:cs="Noto Sans CJK KR"/>
+        </w:rPr>
         <w:drawing>
           <wp:inline xmlns:a="http://schemas.openxmlformats.org/drawingml/2006/main" xmlns:pic="http://schemas.openxmlformats.org/drawingml/2006/picture">
             <wp:extent cx="5669280" cy="503823"/>
@@ -1767,7 +1812,7 @@
             </w:pPr>
             <w:r>
               <w:rPr>
-                <w:rFonts w:ascii="Noto Sans KR" w:hAnsi="Noto Sans KR" w:eastAsia="Noto Sans KR"/>
+                <w:rFonts w:ascii="Noto Sans CJK KR" w:hAnsi="Noto Sans CJK KR" w:eastAsia="Noto Sans CJK KR" w:cs="Noto Sans CJK KR"/>
                 <w:b/>
                 <w:color w:val="FFFFFF"/>
                 <w:sz w:val="16"/>
@@ -1795,7 +1840,7 @@
             </w:pPr>
             <w:r>
               <w:rPr>
-                <w:rFonts w:ascii="Noto Sans KR" w:hAnsi="Noto Sans KR" w:eastAsia="Noto Sans KR"/>
+                <w:rFonts w:ascii="Noto Sans CJK KR" w:hAnsi="Noto Sans CJK KR" w:eastAsia="Noto Sans CJK KR" w:cs="Noto Sans CJK KR"/>
                 <w:b/>
                 <w:color w:val="FFFFFF"/>
                 <w:sz w:val="16"/>
@@ -1823,7 +1868,7 @@
             </w:pPr>
             <w:r>
               <w:rPr>
-                <w:rFonts w:ascii="Noto Sans KR" w:hAnsi="Noto Sans KR" w:eastAsia="Noto Sans KR"/>
+                <w:rFonts w:ascii="Noto Sans CJK KR" w:hAnsi="Noto Sans CJK KR" w:eastAsia="Noto Sans CJK KR" w:cs="Noto Sans CJK KR"/>
                 <w:b/>
                 <w:color w:val="FFFFFF"/>
                 <w:sz w:val="16"/>
@@ -1851,7 +1896,7 @@
             </w:pPr>
             <w:r>
               <w:rPr>
-                <w:rFonts w:ascii="Noto Sans KR" w:hAnsi="Noto Sans KR" w:eastAsia="Noto Sans KR"/>
+                <w:rFonts w:ascii="Noto Sans CJK KR" w:hAnsi="Noto Sans CJK KR" w:eastAsia="Noto Sans CJK KR" w:cs="Noto Sans CJK KR"/>
                 <w:b/>
                 <w:color w:val="FFFFFF"/>
                 <w:sz w:val="16"/>
@@ -1883,7 +1928,7 @@
             </w:pPr>
             <w:r>
               <w:rPr>
-                <w:rFonts w:ascii="Noto Sans KR" w:hAnsi="Noto Sans KR" w:eastAsia="Noto Sans KR"/>
+                <w:rFonts w:ascii="Noto Sans CJK KR" w:hAnsi="Noto Sans CJK KR" w:eastAsia="Noto Sans CJK KR" w:cs="Noto Sans CJK KR"/>
                 <w:sz w:val="16"/>
               </w:rPr>
               <w:t>왼쪽 블록</w:t>
@@ -1908,7 +1953,7 @@
             </w:pPr>
             <w:r>
               <w:rPr>
-                <w:rFonts w:ascii="Noto Sans KR" w:hAnsi="Noto Sans KR" w:eastAsia="Noto Sans KR"/>
+                <w:rFonts w:ascii="Noto Sans CJK KR" w:hAnsi="Noto Sans CJK KR" w:eastAsia="Noto Sans CJK KR" w:cs="Noto Sans CJK KR"/>
                 <w:sz w:val="16"/>
               </w:rPr>
               <w:t>(3-A 더하기 1-A)와 (3-B 더하기 1-B)</w:t>
@@ -1933,7 +1978,7 @@
             </w:pPr>
             <w:r>
               <w:rPr>
-                <w:rFonts w:ascii="Noto Sans KR" w:hAnsi="Noto Sans KR" w:eastAsia="Noto Sans KR"/>
+                <w:rFonts w:ascii="Noto Sans CJK KR" w:hAnsi="Noto Sans CJK KR" w:eastAsia="Noto Sans CJK KR" w:cs="Noto Sans CJK KR"/>
                 <w:sz w:val="16"/>
               </w:rPr>
               <w:t>4 곱하기 2는 8</w:t>
@@ -1958,7 +2003,7 @@
             </w:pPr>
             <w:r>
               <w:rPr>
-                <w:rFonts w:ascii="Noto Sans KR" w:hAnsi="Noto Sans KR" w:eastAsia="Noto Sans KR"/>
+                <w:rFonts w:ascii="Noto Sans CJK KR" w:hAnsi="Noto Sans CJK KR" w:eastAsia="Noto Sans CJK KR" w:cs="Noto Sans CJK KR"/>
                 <w:sz w:val="16"/>
               </w:rPr>
               <w:t>(4,2,1)</w:t>
@@ -1989,7 +2034,7 @@
             </w:pPr>
             <w:r>
               <w:rPr>
-                <w:rFonts w:ascii="Noto Sans KR" w:hAnsi="Noto Sans KR" w:eastAsia="Noto Sans KR"/>
+                <w:rFonts w:ascii="Noto Sans CJK KR" w:hAnsi="Noto Sans CJK KR" w:eastAsia="Noto Sans CJK KR" w:cs="Noto Sans CJK KR"/>
                 <w:sz w:val="16"/>
               </w:rPr>
               <w:t>오른쪽 블록</w:t>
@@ -2015,7 +2060,7 @@
             </w:pPr>
             <w:r>
               <w:rPr>
-                <w:rFonts w:ascii="Noto Sans KR" w:hAnsi="Noto Sans KR" w:eastAsia="Noto Sans KR"/>
+                <w:rFonts w:ascii="Noto Sans CJK KR" w:hAnsi="Noto Sans CJK KR" w:eastAsia="Noto Sans CJK KR" w:cs="Noto Sans CJK KR"/>
                 <w:sz w:val="16"/>
               </w:rPr>
               <w:t>(3-바-A 더하기 1-N)와 (3-바-B 더하기 1-제로)</w:t>
@@ -2041,7 +2086,7 @@
             </w:pPr>
             <w:r>
               <w:rPr>
-                <w:rFonts w:ascii="Noto Sans KR" w:hAnsi="Noto Sans KR" w:eastAsia="Noto Sans KR"/>
+                <w:rFonts w:ascii="Noto Sans CJK KR" w:hAnsi="Noto Sans CJK KR" w:eastAsia="Noto Sans CJK KR" w:cs="Noto Sans CJK KR"/>
                 <w:sz w:val="16"/>
               </w:rPr>
               <w:t>4-바 곱하기 2는 8</w:t>
@@ -2067,7 +2112,7 @@
             </w:pPr>
             <w:r>
               <w:rPr>
-                <w:rFonts w:ascii="Noto Sans KR" w:hAnsi="Noto Sans KR" w:eastAsia="Noto Sans KR"/>
+                <w:rFonts w:ascii="Noto Sans CJK KR" w:hAnsi="Noto Sans CJK KR" w:eastAsia="Noto Sans CJK KR" w:cs="Noto Sans CJK KR"/>
                 <w:sz w:val="16"/>
               </w:rPr>
               <w:t>(4-바,1,2)</w:t>
@@ -2086,6 +2131,9 @@
         <w:pStyle w:val="Heading1"/>
       </w:pPr>
       <w:r>
+        <w:rPr>
+          <w:rFonts w:ascii="Noto Sans CJK KR" w:hAnsi="Noto Sans CJK KR" w:eastAsia="Noto Sans CJK KR" w:cs="Noto Sans CJK KR"/>
+        </w:rPr>
         <w:t>조건부 대응 정리</w:t>
       </w:r>
     </w:p>
@@ -2095,10 +2143,10 @@
       </w:pPr>
       <w:r>
         <w:rPr>
-          <w:rFonts w:ascii="Noto Sans KR" w:hAnsi="Noto Sans KR" w:eastAsia="Noto Sans KR"/>
+          <w:rFonts w:ascii="Noto Sans CJK KR" w:hAnsi="Noto Sans CJK KR" w:eastAsia="Noto Sans CJK KR" w:cs="Noto Sans CJK KR"/>
           <w:i w:val="0"/>
         </w:rPr>
-        <w:t>DF-크로스가 존재하고 공통 SU(3) 작용을 보존하며 위의 두 블록을 만든다고 가정하자. 또한 1-N은 중성이고 1-제로의 하이퍼전하는 1이라고 가정하자. 그러면 16개 입력 채널은 켤레 오른손 중성미자를 포함한 표준모형 한 세대의 왼손 장을 정확히 이루며, 표준 하이퍼전하와 전기전하를 갖는다. 아래에 열거한 게이지 이상과 혼합 이상은 모두 소거된다.</w:t>
+        <w:t>위에서 명시한 독립적인 복소 왼손 바일 채널 배정을 가정하자. DF-크로스가 존재하고 공통 SU(3) 작용을 보존하며 위의 두 블록을 만든다고 가정하자. 또한 1-N은 중성이고 1-제로의 하이퍼전하는 1이라고 가정하자. 그러면 16개 입력 채널은 켤레 오른손 중성미자를 포함한 표준모형 한 세대의 왼손 장을 정확히 이루며, 표준 하이퍼전하와 전기전하를 갖는다. 아래에 열거한 게이지 이상과 혼합 이상은 모두 소거된다.</w:t>
       </w:r>
     </w:p>
     <w:p>
@@ -2106,6 +2154,9 @@
         <w:pStyle w:val="Heading2"/>
       </w:pPr>
       <w:r>
+        <w:rPr>
+          <w:rFonts w:ascii="Noto Sans CJK KR" w:hAnsi="Noto Sans CJK KR" w:eastAsia="Noto Sans CJK KR" w:cs="Noto Sans CJK KR"/>
+        </w:rPr>
         <w:t>채널 재배열에 의한 증명</w:t>
       </w:r>
     </w:p>
@@ -2115,7 +2166,7 @@
       </w:pPr>
       <w:r>
         <w:rPr>
-          <w:rFonts w:ascii="Noto Sans KR" w:hAnsi="Noto Sans KR" w:eastAsia="Noto Sans KR"/>
+          <w:rFonts w:ascii="Noto Sans CJK KR" w:hAnsi="Noto Sans CJK KR" w:eastAsia="Noto Sans CJK KR" w:cs="Noto Sans CJK KR"/>
           <w:i w:val="0"/>
         </w:rPr>
         <w:t>왼쪽 블록에는 색 삼중항 2개와 색 단일항 2개가 있다. A와 B를 SU(2)L의 한 쌍으로 읽으면 쿼크 이중항 Q-L과 렙톤 이중항 L-L이 된다. 오른쪽 블록에는 반삼중항 2개와 단일항 2개가 있다. A와 B 묶음을 SU(2)R의 한 쌍으로 읽으면 T3R이 -1/2인 (u-c, nu-c)와 +1/2인 (d-c, e-c)가 된다. 채널은 하나도 추가되거나 사라지지 않는다.</w:t>
@@ -2124,9 +2175,12 @@
     <w:p>
       <w:pPr>
         <w:pStyle w:val="Heading1"/>
-        <w:pageBreakBefore/>
+        <w:pageBreakBefore w:val="0"/>
       </w:pPr>
       <w:r>
+        <w:rPr>
+          <w:rFonts w:ascii="Noto Sans CJK KR" w:hAnsi="Noto Sans CJK KR" w:eastAsia="Noto Sans CJK KR" w:cs="Noto Sans CJK KR"/>
+        </w:rPr>
         <w:t>두 정규화 조건으로 얻는 하이퍼전하</w:t>
       </w:r>
     </w:p>
@@ -2136,7 +2190,7 @@
       </w:pPr>
       <w:r>
         <w:rPr>
-          <w:rFonts w:ascii="Noto Sans KR" w:hAnsi="Noto Sans KR" w:eastAsia="Noto Sans KR"/>
+          <w:rFonts w:ascii="Noto Sans CJK KR" w:hAnsi="Noto Sans CJK KR" w:eastAsia="Noto Sans CJK KR" w:cs="Noto Sans CJK KR"/>
           <w:i w:val="0"/>
         </w:rPr>
         <w:t>SU(4)의 4 안에서 색 대칭성은 세 색 성분의 값을 같게 만든다. 무대각합 조건은 렙톤 성분의 상대값을 고정한다. 통상적인 바리온수-렙톤수 정규화를 택하면 아래의 대각 생성자를 얻으며, 4-바에서는 부호가 반대다.</w:t>
@@ -2149,6 +2203,9 @@
         <w:jc w:val="center"/>
       </w:pPr>
       <w:r>
+        <w:rPr>
+          <w:rFonts w:ascii="Noto Sans CJK KR" w:hAnsi="Noto Sans CJK KR" w:eastAsia="Noto Sans CJK KR" w:cs="Noto Sans CJK KR"/>
+        </w:rPr>
         <w:drawing>
           <wp:inline xmlns:a="http://schemas.openxmlformats.org/drawingml/2006/main" xmlns:pic="http://schemas.openxmlformats.org/drawingml/2006/picture">
             <wp:extent cx="5394960" cy="479444"/>
@@ -2189,7 +2246,7 @@
       </w:pPr>
       <w:r>
         <w:rPr>
-          <w:rFonts w:ascii="Noto Sans KR" w:hAnsi="Noto Sans KR" w:eastAsia="Noto Sans KR"/>
+          <w:rFonts w:ascii="Noto Sans CJK KR" w:hAnsi="Noto Sans CJK KR" w:eastAsia="Noto Sans CJK KR" w:cs="Noto Sans CJK KR"/>
           <w:i w:val="0"/>
         </w:rPr>
         <w:t>필터 뒤 서로 가환하는 두 대각 생성자의 가장 일반적인 선형결합을 취한다.</w:t>
@@ -2202,6 +2259,9 @@
         <w:jc w:val="center"/>
       </w:pPr>
       <w:r>
+        <w:rPr>
+          <w:rFonts w:ascii="Noto Sans CJK KR" w:hAnsi="Noto Sans CJK KR" w:eastAsia="Noto Sans CJK KR" w:cs="Noto Sans CJK KR"/>
+        </w:rPr>
         <w:drawing>
           <wp:inline xmlns:a="http://schemas.openxmlformats.org/drawingml/2006/main" xmlns:pic="http://schemas.openxmlformats.org/drawingml/2006/picture">
             <wp:extent cx="2926080" cy="260038"/>
@@ -2242,7 +2302,7 @@
       </w:pPr>
       <w:r>
         <w:rPr>
-          <w:rFonts w:ascii="Noto Sans KR" w:hAnsi="Noto Sans KR" w:eastAsia="Noto Sans KR"/>
+          <w:rFonts w:ascii="Noto Sans CJK KR" w:hAnsi="Noto Sans CJK KR" w:eastAsia="Noto Sans CJK KR" w:cs="Noto Sans CJK KR"/>
           <w:i w:val="0"/>
         </w:rPr>
         <w:t>널 채널을 T3R=-1/2, B-L=+1인 nu-c에 배정한다. 중성 조건은 베타=알파/2를 준다. 불변 채널을 T3R=+1/2, B-L=+1인 e-c에 배정한다. 하이퍼전하를 1로 정규화하면 알파=1이다. 따라서 여섯 값을 채널별로 삽입하지 않고 하나의 연산자가 모든 채널 전하를 고정한다.</w:t>
@@ -2255,6 +2315,9 @@
         <w:jc w:val="center"/>
       </w:pPr>
       <w:r>
+        <w:rPr>
+          <w:rFonts w:ascii="Noto Sans CJK KR" w:hAnsi="Noto Sans CJK KR" w:eastAsia="Noto Sans CJK KR" w:cs="Noto Sans CJK KR"/>
+        </w:rPr>
         <w:drawing>
           <wp:inline xmlns:a="http://schemas.openxmlformats.org/drawingml/2006/main" xmlns:pic="http://schemas.openxmlformats.org/drawingml/2006/picture">
             <wp:extent cx="5577840" cy="495697"/>
@@ -2296,6 +2359,9 @@
         <w:jc w:val="center"/>
       </w:pPr>
       <w:r>
+        <w:rPr>
+          <w:rFonts w:ascii="Noto Sans CJK KR" w:hAnsi="Noto Sans CJK KR" w:eastAsia="Noto Sans CJK KR" w:cs="Noto Sans CJK KR"/>
+        </w:rPr>
         <w:drawing>
           <wp:inline xmlns:a="http://schemas.openxmlformats.org/drawingml/2006/main" xmlns:pic="http://schemas.openxmlformats.org/drawingml/2006/picture">
             <wp:extent cx="3108960" cy="276290"/>
@@ -2335,6 +2401,9 @@
         <w:pStyle w:val="Heading1"/>
       </w:pPr>
       <w:r>
+        <w:rPr>
+          <w:rFonts w:ascii="Noto Sans CJK KR" w:hAnsi="Noto Sans CJK KR" w:eastAsia="Noto Sans CJK KR" w:cs="Noto Sans CJK KR"/>
+        </w:rPr>
         <w:t>복구된 채널 전하</w:t>
       </w:r>
     </w:p>
@@ -2344,7 +2413,7 @@
       </w:pPr>
       <w:r>
         <w:rPr>
-          <w:rFonts w:ascii="Noto Sans KR" w:hAnsi="Noto Sans KR" w:eastAsia="Noto Sans KR"/>
+          <w:rFonts w:ascii="Noto Sans CJK KR" w:hAnsi="Noto Sans CJK KR" w:eastAsia="Noto Sans CJK KR" w:cs="Noto Sans CJK KR"/>
           <w:i w:val="0"/>
         </w:rPr>
         <w:t>왼쪽 블록은 SU(2)R 단일항이므로 T3R=0이다. 오른쪽 블록에는 ±1/2의 두 고윳값을 사용한다. 도출된 연산자를 적용하면 다음과 같다.</w:t>
@@ -2357,6 +2426,9 @@
         <w:jc w:val="center"/>
       </w:pPr>
       <w:r>
+        <w:rPr>
+          <w:rFonts w:ascii="Noto Sans CJK KR" w:hAnsi="Noto Sans CJK KR" w:eastAsia="Noto Sans CJK KR" w:cs="Noto Sans CJK KR"/>
+        </w:rPr>
         <w:drawing>
           <wp:inline xmlns:a="http://schemas.openxmlformats.org/drawingml/2006/main" xmlns:pic="http://schemas.openxmlformats.org/drawingml/2006/picture">
             <wp:extent cx="2926080" cy="260038"/>
@@ -2438,7 +2510,7 @@
             </w:pPr>
             <w:r>
               <w:rPr>
-                <w:rFonts w:ascii="Noto Sans KR" w:hAnsi="Noto Sans KR" w:eastAsia="Noto Sans KR"/>
+                <w:rFonts w:ascii="Noto Sans CJK KR" w:hAnsi="Noto Sans CJK KR" w:eastAsia="Noto Sans CJK KR" w:cs="Noto Sans CJK KR"/>
                 <w:b/>
                 <w:color w:val="FFFFFF"/>
                 <w:sz w:val="16"/>
@@ -2466,7 +2538,7 @@
             </w:pPr>
             <w:r>
               <w:rPr>
-                <w:rFonts w:ascii="Noto Sans KR" w:hAnsi="Noto Sans KR" w:eastAsia="Noto Sans KR"/>
+                <w:rFonts w:ascii="Noto Sans CJK KR" w:hAnsi="Noto Sans CJK KR" w:eastAsia="Noto Sans CJK KR" w:cs="Noto Sans CJK KR"/>
                 <w:b/>
                 <w:color w:val="FFFFFF"/>
                 <w:sz w:val="16"/>
@@ -2494,7 +2566,7 @@
             </w:pPr>
             <w:r>
               <w:rPr>
-                <w:rFonts w:ascii="Noto Sans KR" w:hAnsi="Noto Sans KR" w:eastAsia="Noto Sans KR"/>
+                <w:rFonts w:ascii="Noto Sans CJK KR" w:hAnsi="Noto Sans CJK KR" w:eastAsia="Noto Sans CJK KR" w:cs="Noto Sans CJK KR"/>
                 <w:b/>
                 <w:color w:val="FFFFFF"/>
                 <w:sz w:val="16"/>
@@ -2522,7 +2594,7 @@
             </w:pPr>
             <w:r>
               <w:rPr>
-                <w:rFonts w:ascii="Noto Sans KR" w:hAnsi="Noto Sans KR" w:eastAsia="Noto Sans KR"/>
+                <w:rFonts w:ascii="Noto Sans CJK KR" w:hAnsi="Noto Sans CJK KR" w:eastAsia="Noto Sans CJK KR" w:cs="Noto Sans CJK KR"/>
                 <w:b/>
                 <w:color w:val="FFFFFF"/>
                 <w:sz w:val="16"/>
@@ -2550,7 +2622,7 @@
             </w:pPr>
             <w:r>
               <w:rPr>
-                <w:rFonts w:ascii="Noto Sans KR" w:hAnsi="Noto Sans KR" w:eastAsia="Noto Sans KR"/>
+                <w:rFonts w:ascii="Noto Sans CJK KR" w:hAnsi="Noto Sans CJK KR" w:eastAsia="Noto Sans CJK KR" w:cs="Noto Sans CJK KR"/>
                 <w:b/>
                 <w:color w:val="FFFFFF"/>
                 <w:sz w:val="16"/>
@@ -2578,7 +2650,7 @@
             </w:pPr>
             <w:r>
               <w:rPr>
-                <w:rFonts w:ascii="Noto Sans KR" w:hAnsi="Noto Sans KR" w:eastAsia="Noto Sans KR"/>
+                <w:rFonts w:ascii="Noto Sans CJK KR" w:hAnsi="Noto Sans CJK KR" w:eastAsia="Noto Sans CJK KR" w:cs="Noto Sans CJK KR"/>
                 <w:b/>
                 <w:color w:val="FFFFFF"/>
                 <w:sz w:val="16"/>
@@ -2610,7 +2682,7 @@
             </w:pPr>
             <w:r>
               <w:rPr>
-                <w:rFonts w:ascii="Noto Sans KR" w:hAnsi="Noto Sans KR" w:eastAsia="Noto Sans KR"/>
+                <w:rFonts w:ascii="Noto Sans CJK KR" w:hAnsi="Noto Sans CJK KR" w:eastAsia="Noto Sans CJK KR" w:cs="Noto Sans CJK KR"/>
                 <w:sz w:val="16"/>
               </w:rPr>
               <w:t>Q-L</w:t>
@@ -2635,7 +2707,7 @@
             </w:pPr>
             <w:r>
               <w:rPr>
-                <w:rFonts w:ascii="Noto Sans KR" w:hAnsi="Noto Sans KR" w:eastAsia="Noto Sans KR"/>
+                <w:rFonts w:ascii="Noto Sans CJK KR" w:hAnsi="Noto Sans CJK KR" w:eastAsia="Noto Sans CJK KR" w:cs="Noto Sans CJK KR"/>
                 <w:sz w:val="16"/>
               </w:rPr>
               <w:t>6</w:t>
@@ -2660,7 +2732,7 @@
             </w:pPr>
             <w:r>
               <w:rPr>
-                <w:rFonts w:ascii="Noto Sans KR" w:hAnsi="Noto Sans KR" w:eastAsia="Noto Sans KR"/>
+                <w:rFonts w:ascii="Noto Sans CJK KR" w:hAnsi="Noto Sans CJK KR" w:eastAsia="Noto Sans CJK KR" w:cs="Noto Sans CJK KR"/>
                 <w:sz w:val="16"/>
               </w:rPr>
               <w:t>1/3</w:t>
@@ -2685,7 +2757,7 @@
             </w:pPr>
             <w:r>
               <w:rPr>
-                <w:rFonts w:ascii="Noto Sans KR" w:hAnsi="Noto Sans KR" w:eastAsia="Noto Sans KR"/>
+                <w:rFonts w:ascii="Noto Sans CJK KR" w:hAnsi="Noto Sans CJK KR" w:eastAsia="Noto Sans CJK KR" w:cs="Noto Sans CJK KR"/>
                 <w:sz w:val="16"/>
               </w:rPr>
               <w:t>0</w:t>
@@ -2710,7 +2782,7 @@
             </w:pPr>
             <w:r>
               <w:rPr>
-                <w:rFonts w:ascii="Noto Sans KR" w:hAnsi="Noto Sans KR" w:eastAsia="Noto Sans KR"/>
+                <w:rFonts w:ascii="Noto Sans CJK KR" w:hAnsi="Noto Sans CJK KR" w:eastAsia="Noto Sans CJK KR" w:cs="Noto Sans CJK KR"/>
                 <w:sz w:val="16"/>
               </w:rPr>
               <w:t>1/6</w:t>
@@ -2735,7 +2807,7 @@
             </w:pPr>
             <w:r>
               <w:rPr>
-                <w:rFonts w:ascii="Noto Sans KR" w:hAnsi="Noto Sans KR" w:eastAsia="Noto Sans KR"/>
+                <w:rFonts w:ascii="Noto Sans CJK KR" w:hAnsi="Noto Sans CJK KR" w:eastAsia="Noto Sans CJK KR" w:cs="Noto Sans CJK KR"/>
                 <w:sz w:val="16"/>
               </w:rPr>
               <w:t>2/3과 -1/3</w:t>
@@ -2766,7 +2838,7 @@
             </w:pPr>
             <w:r>
               <w:rPr>
-                <w:rFonts w:ascii="Noto Sans KR" w:hAnsi="Noto Sans KR" w:eastAsia="Noto Sans KR"/>
+                <w:rFonts w:ascii="Noto Sans CJK KR" w:hAnsi="Noto Sans CJK KR" w:eastAsia="Noto Sans CJK KR" w:cs="Noto Sans CJK KR"/>
                 <w:sz w:val="16"/>
               </w:rPr>
               <w:t>L-L</w:t>
@@ -2792,7 +2864,7 @@
             </w:pPr>
             <w:r>
               <w:rPr>
-                <w:rFonts w:ascii="Noto Sans KR" w:hAnsi="Noto Sans KR" w:eastAsia="Noto Sans KR"/>
+                <w:rFonts w:ascii="Noto Sans CJK KR" w:hAnsi="Noto Sans CJK KR" w:eastAsia="Noto Sans CJK KR" w:cs="Noto Sans CJK KR"/>
                 <w:sz w:val="16"/>
               </w:rPr>
               <w:t>2</w:t>
@@ -2818,7 +2890,7 @@
             </w:pPr>
             <w:r>
               <w:rPr>
-                <w:rFonts w:ascii="Noto Sans KR" w:hAnsi="Noto Sans KR" w:eastAsia="Noto Sans KR"/>
+                <w:rFonts w:ascii="Noto Sans CJK KR" w:hAnsi="Noto Sans CJK KR" w:eastAsia="Noto Sans CJK KR" w:cs="Noto Sans CJK KR"/>
                 <w:sz w:val="16"/>
               </w:rPr>
               <w:t>-1</w:t>
@@ -2844,7 +2916,7 @@
             </w:pPr>
             <w:r>
               <w:rPr>
-                <w:rFonts w:ascii="Noto Sans KR" w:hAnsi="Noto Sans KR" w:eastAsia="Noto Sans KR"/>
+                <w:rFonts w:ascii="Noto Sans CJK KR" w:hAnsi="Noto Sans CJK KR" w:eastAsia="Noto Sans CJK KR" w:cs="Noto Sans CJK KR"/>
                 <w:sz w:val="16"/>
               </w:rPr>
               <w:t>0</w:t>
@@ -2870,7 +2942,7 @@
             </w:pPr>
             <w:r>
               <w:rPr>
-                <w:rFonts w:ascii="Noto Sans KR" w:hAnsi="Noto Sans KR" w:eastAsia="Noto Sans KR"/>
+                <w:rFonts w:ascii="Noto Sans CJK KR" w:hAnsi="Noto Sans CJK KR" w:eastAsia="Noto Sans CJK KR" w:cs="Noto Sans CJK KR"/>
                 <w:sz w:val="16"/>
               </w:rPr>
               <w:t>-1/2</w:t>
@@ -2896,7 +2968,7 @@
             </w:pPr>
             <w:r>
               <w:rPr>
-                <w:rFonts w:ascii="Noto Sans KR" w:hAnsi="Noto Sans KR" w:eastAsia="Noto Sans KR"/>
+                <w:rFonts w:ascii="Noto Sans CJK KR" w:hAnsi="Noto Sans CJK KR" w:eastAsia="Noto Sans CJK KR" w:cs="Noto Sans CJK KR"/>
                 <w:sz w:val="16"/>
               </w:rPr>
               <w:t>0과 -1</w:t>
@@ -2926,7 +2998,7 @@
             </w:pPr>
             <w:r>
               <w:rPr>
-                <w:rFonts w:ascii="Noto Sans KR" w:hAnsi="Noto Sans KR" w:eastAsia="Noto Sans KR"/>
+                <w:rFonts w:ascii="Noto Sans CJK KR" w:hAnsi="Noto Sans CJK KR" w:eastAsia="Noto Sans CJK KR" w:cs="Noto Sans CJK KR"/>
                 <w:sz w:val="16"/>
               </w:rPr>
               <w:t>u-c</w:t>
@@ -2951,7 +3023,7 @@
             </w:pPr>
             <w:r>
               <w:rPr>
-                <w:rFonts w:ascii="Noto Sans KR" w:hAnsi="Noto Sans KR" w:eastAsia="Noto Sans KR"/>
+                <w:rFonts w:ascii="Noto Sans CJK KR" w:hAnsi="Noto Sans CJK KR" w:eastAsia="Noto Sans CJK KR" w:cs="Noto Sans CJK KR"/>
                 <w:sz w:val="16"/>
               </w:rPr>
               <w:t>3</w:t>
@@ -2976,7 +3048,7 @@
             </w:pPr>
             <w:r>
               <w:rPr>
-                <w:rFonts w:ascii="Noto Sans KR" w:hAnsi="Noto Sans KR" w:eastAsia="Noto Sans KR"/>
+                <w:rFonts w:ascii="Noto Sans CJK KR" w:hAnsi="Noto Sans CJK KR" w:eastAsia="Noto Sans CJK KR" w:cs="Noto Sans CJK KR"/>
                 <w:sz w:val="16"/>
               </w:rPr>
               <w:t>-1/3</w:t>
@@ -3001,7 +3073,7 @@
             </w:pPr>
             <w:r>
               <w:rPr>
-                <w:rFonts w:ascii="Noto Sans KR" w:hAnsi="Noto Sans KR" w:eastAsia="Noto Sans KR"/>
+                <w:rFonts w:ascii="Noto Sans CJK KR" w:hAnsi="Noto Sans CJK KR" w:eastAsia="Noto Sans CJK KR" w:cs="Noto Sans CJK KR"/>
                 <w:sz w:val="16"/>
               </w:rPr>
               <w:t>-1/2</w:t>
@@ -3026,7 +3098,7 @@
             </w:pPr>
             <w:r>
               <w:rPr>
-                <w:rFonts w:ascii="Noto Sans KR" w:hAnsi="Noto Sans KR" w:eastAsia="Noto Sans KR"/>
+                <w:rFonts w:ascii="Noto Sans CJK KR" w:hAnsi="Noto Sans CJK KR" w:eastAsia="Noto Sans CJK KR" w:cs="Noto Sans CJK KR"/>
                 <w:sz w:val="16"/>
               </w:rPr>
               <w:t>-2/3</w:t>
@@ -3051,7 +3123,7 @@
             </w:pPr>
             <w:r>
               <w:rPr>
-                <w:rFonts w:ascii="Noto Sans KR" w:hAnsi="Noto Sans KR" w:eastAsia="Noto Sans KR"/>
+                <w:rFonts w:ascii="Noto Sans CJK KR" w:hAnsi="Noto Sans CJK KR" w:eastAsia="Noto Sans CJK KR" w:cs="Noto Sans CJK KR"/>
                 <w:sz w:val="16"/>
               </w:rPr>
               <w:t>-2/3</w:t>
@@ -3082,7 +3154,7 @@
             </w:pPr>
             <w:r>
               <w:rPr>
-                <w:rFonts w:ascii="Noto Sans KR" w:hAnsi="Noto Sans KR" w:eastAsia="Noto Sans KR"/>
+                <w:rFonts w:ascii="Noto Sans CJK KR" w:hAnsi="Noto Sans CJK KR" w:eastAsia="Noto Sans CJK KR" w:cs="Noto Sans CJK KR"/>
                 <w:sz w:val="16"/>
               </w:rPr>
               <w:t>d-c</w:t>
@@ -3108,7 +3180,7 @@
             </w:pPr>
             <w:r>
               <w:rPr>
-                <w:rFonts w:ascii="Noto Sans KR" w:hAnsi="Noto Sans KR" w:eastAsia="Noto Sans KR"/>
+                <w:rFonts w:ascii="Noto Sans CJK KR" w:hAnsi="Noto Sans CJK KR" w:eastAsia="Noto Sans CJK KR" w:cs="Noto Sans CJK KR"/>
                 <w:sz w:val="16"/>
               </w:rPr>
               <w:t>3</w:t>
@@ -3134,7 +3206,7 @@
             </w:pPr>
             <w:r>
               <w:rPr>
-                <w:rFonts w:ascii="Noto Sans KR" w:hAnsi="Noto Sans KR" w:eastAsia="Noto Sans KR"/>
+                <w:rFonts w:ascii="Noto Sans CJK KR" w:hAnsi="Noto Sans CJK KR" w:eastAsia="Noto Sans CJK KR" w:cs="Noto Sans CJK KR"/>
                 <w:sz w:val="16"/>
               </w:rPr>
               <w:t>-1/3</w:t>
@@ -3160,7 +3232,7 @@
             </w:pPr>
             <w:r>
               <w:rPr>
-                <w:rFonts w:ascii="Noto Sans KR" w:hAnsi="Noto Sans KR" w:eastAsia="Noto Sans KR"/>
+                <w:rFonts w:ascii="Noto Sans CJK KR" w:hAnsi="Noto Sans CJK KR" w:eastAsia="Noto Sans CJK KR" w:cs="Noto Sans CJK KR"/>
                 <w:sz w:val="16"/>
               </w:rPr>
               <w:t>+1/2</w:t>
@@ -3186,7 +3258,7 @@
             </w:pPr>
             <w:r>
               <w:rPr>
-                <w:rFonts w:ascii="Noto Sans KR" w:hAnsi="Noto Sans KR" w:eastAsia="Noto Sans KR"/>
+                <w:rFonts w:ascii="Noto Sans CJK KR" w:hAnsi="Noto Sans CJK KR" w:eastAsia="Noto Sans CJK KR" w:cs="Noto Sans CJK KR"/>
                 <w:sz w:val="16"/>
               </w:rPr>
               <w:t>1/3</w:t>
@@ -3212,7 +3284,7 @@
             </w:pPr>
             <w:r>
               <w:rPr>
-                <w:rFonts w:ascii="Noto Sans KR" w:hAnsi="Noto Sans KR" w:eastAsia="Noto Sans KR"/>
+                <w:rFonts w:ascii="Noto Sans CJK KR" w:hAnsi="Noto Sans CJK KR" w:eastAsia="Noto Sans CJK KR" w:cs="Noto Sans CJK KR"/>
                 <w:sz w:val="16"/>
               </w:rPr>
               <w:t>1/3</w:t>
@@ -3242,7 +3314,7 @@
             </w:pPr>
             <w:r>
               <w:rPr>
-                <w:rFonts w:ascii="Noto Sans KR" w:hAnsi="Noto Sans KR" w:eastAsia="Noto Sans KR"/>
+                <w:rFonts w:ascii="Noto Sans CJK KR" w:hAnsi="Noto Sans CJK KR" w:eastAsia="Noto Sans CJK KR" w:cs="Noto Sans CJK KR"/>
                 <w:sz w:val="16"/>
               </w:rPr>
               <w:t>nu-c</w:t>
@@ -3267,7 +3339,7 @@
             </w:pPr>
             <w:r>
               <w:rPr>
-                <w:rFonts w:ascii="Noto Sans KR" w:hAnsi="Noto Sans KR" w:eastAsia="Noto Sans KR"/>
+                <w:rFonts w:ascii="Noto Sans CJK KR" w:hAnsi="Noto Sans CJK KR" w:eastAsia="Noto Sans CJK KR" w:cs="Noto Sans CJK KR"/>
                 <w:sz w:val="16"/>
               </w:rPr>
               <w:t>1</w:t>
@@ -3292,7 +3364,7 @@
             </w:pPr>
             <w:r>
               <w:rPr>
-                <w:rFonts w:ascii="Noto Sans KR" w:hAnsi="Noto Sans KR" w:eastAsia="Noto Sans KR"/>
+                <w:rFonts w:ascii="Noto Sans CJK KR" w:hAnsi="Noto Sans CJK KR" w:eastAsia="Noto Sans CJK KR" w:cs="Noto Sans CJK KR"/>
                 <w:sz w:val="16"/>
               </w:rPr>
               <w:t>1</w:t>
@@ -3317,7 +3389,7 @@
             </w:pPr>
             <w:r>
               <w:rPr>
-                <w:rFonts w:ascii="Noto Sans KR" w:hAnsi="Noto Sans KR" w:eastAsia="Noto Sans KR"/>
+                <w:rFonts w:ascii="Noto Sans CJK KR" w:hAnsi="Noto Sans CJK KR" w:eastAsia="Noto Sans CJK KR" w:cs="Noto Sans CJK KR"/>
                 <w:sz w:val="16"/>
               </w:rPr>
               <w:t>-1/2</w:t>
@@ -3342,7 +3414,7 @@
             </w:pPr>
             <w:r>
               <w:rPr>
-                <w:rFonts w:ascii="Noto Sans KR" w:hAnsi="Noto Sans KR" w:eastAsia="Noto Sans KR"/>
+                <w:rFonts w:ascii="Noto Sans CJK KR" w:hAnsi="Noto Sans CJK KR" w:eastAsia="Noto Sans CJK KR" w:cs="Noto Sans CJK KR"/>
                 <w:sz w:val="16"/>
               </w:rPr>
               <w:t>0</w:t>
@@ -3367,7 +3439,7 @@
             </w:pPr>
             <w:r>
               <w:rPr>
-                <w:rFonts w:ascii="Noto Sans KR" w:hAnsi="Noto Sans KR" w:eastAsia="Noto Sans KR"/>
+                <w:rFonts w:ascii="Noto Sans CJK KR" w:hAnsi="Noto Sans CJK KR" w:eastAsia="Noto Sans CJK KR" w:cs="Noto Sans CJK KR"/>
                 <w:sz w:val="16"/>
               </w:rPr>
               <w:t>0</w:t>
@@ -3398,7 +3470,7 @@
             </w:pPr>
             <w:r>
               <w:rPr>
-                <w:rFonts w:ascii="Noto Sans KR" w:hAnsi="Noto Sans KR" w:eastAsia="Noto Sans KR"/>
+                <w:rFonts w:ascii="Noto Sans CJK KR" w:hAnsi="Noto Sans CJK KR" w:eastAsia="Noto Sans CJK KR" w:cs="Noto Sans CJK KR"/>
                 <w:sz w:val="16"/>
               </w:rPr>
               <w:t>e-c</w:t>
@@ -3424,7 +3496,7 @@
             </w:pPr>
             <w:r>
               <w:rPr>
-                <w:rFonts w:ascii="Noto Sans KR" w:hAnsi="Noto Sans KR" w:eastAsia="Noto Sans KR"/>
+                <w:rFonts w:ascii="Noto Sans CJK KR" w:hAnsi="Noto Sans CJK KR" w:eastAsia="Noto Sans CJK KR" w:cs="Noto Sans CJK KR"/>
                 <w:sz w:val="16"/>
               </w:rPr>
               <w:t>1</w:t>
@@ -3450,7 +3522,7 @@
             </w:pPr>
             <w:r>
               <w:rPr>
-                <w:rFonts w:ascii="Noto Sans KR" w:hAnsi="Noto Sans KR" w:eastAsia="Noto Sans KR"/>
+                <w:rFonts w:ascii="Noto Sans CJK KR" w:hAnsi="Noto Sans CJK KR" w:eastAsia="Noto Sans CJK KR" w:cs="Noto Sans CJK KR"/>
                 <w:sz w:val="16"/>
               </w:rPr>
               <w:t>1</w:t>
@@ -3476,7 +3548,7 @@
             </w:pPr>
             <w:r>
               <w:rPr>
-                <w:rFonts w:ascii="Noto Sans KR" w:hAnsi="Noto Sans KR" w:eastAsia="Noto Sans KR"/>
+                <w:rFonts w:ascii="Noto Sans CJK KR" w:hAnsi="Noto Sans CJK KR" w:eastAsia="Noto Sans CJK KR" w:cs="Noto Sans CJK KR"/>
                 <w:sz w:val="16"/>
               </w:rPr>
               <w:t>+1/2</w:t>
@@ -3502,7 +3574,7 @@
             </w:pPr>
             <w:r>
               <w:rPr>
-                <w:rFonts w:ascii="Noto Sans KR" w:hAnsi="Noto Sans KR" w:eastAsia="Noto Sans KR"/>
+                <w:rFonts w:ascii="Noto Sans CJK KR" w:hAnsi="Noto Sans CJK KR" w:eastAsia="Noto Sans CJK KR" w:cs="Noto Sans CJK KR"/>
                 <w:sz w:val="16"/>
               </w:rPr>
               <w:t>1</w:t>
@@ -3528,7 +3600,7 @@
             </w:pPr>
             <w:r>
               <w:rPr>
-                <w:rFonts w:ascii="Noto Sans KR" w:hAnsi="Noto Sans KR" w:eastAsia="Noto Sans KR"/>
+                <w:rFonts w:ascii="Noto Sans CJK KR" w:hAnsi="Noto Sans CJK KR" w:eastAsia="Noto Sans CJK KR" w:cs="Noto Sans CJK KR"/>
                 <w:sz w:val="16"/>
               </w:rPr>
               <w:t>1</w:t>
@@ -3548,6 +3620,9 @@
         <w:pageBreakBefore/>
       </w:pPr>
       <w:r>
+        <w:rPr>
+          <w:rFonts w:ascii="Noto Sans CJK KR" w:hAnsi="Noto Sans CJK KR" w:eastAsia="Noto Sans CJK KR" w:cs="Noto Sans CJK KR"/>
+        </w:rPr>
         <w:t>정확한 정합성 검산</w:t>
       </w:r>
     </w:p>
@@ -3557,10 +3632,10 @@
       </w:pPr>
       <w:r>
         <w:rPr>
-          <w:rFonts w:ascii="Noto Sans KR" w:hAnsi="Noto Sans KR" w:eastAsia="Noto Sans KR"/>
+          <w:rFonts w:ascii="Noto Sans CJK KR" w:hAnsi="Noto Sans CJK KR" w:eastAsia="Noto Sans CJK KR" w:cs="Noto Sans CJK KR"/>
           <w:i w:val="0"/>
         </w:rPr>
-        <w:t>아래 합은 모두 왼손 바일 장에 대해 취한다. 문서 생성 과정에서 부동소수가 아닌 정확한 유리수 연산으로 계산했다.</w:t>
+        <w:t>아래 합은 명시한 왼손 바일 장에 대해 취한다. 독립 실행 코드 calculations/verify_wrra_m_0_2.py는 두 정규화 조건을 풀고 하나의 전하 연산자를 16개 채널 전체에 적용한 뒤, 전기전하와 열거된 국소 이상 합 및 두 SU(2)의 이중항 짝수 조건을 정확한 유리수 연산으로 확인한다.</w:t>
       </w:r>
     </w:p>
     <w:p>
@@ -3570,6 +3645,9 @@
         <w:jc w:val="center"/>
       </w:pPr>
       <w:r>
+        <w:rPr>
+          <w:rFonts w:ascii="Noto Sans CJK KR" w:hAnsi="Noto Sans CJK KR" w:eastAsia="Noto Sans CJK KR" w:cs="Noto Sans CJK KR"/>
+        </w:rPr>
         <w:drawing>
           <wp:inline xmlns:a="http://schemas.openxmlformats.org/drawingml/2006/main" xmlns:pic="http://schemas.openxmlformats.org/drawingml/2006/picture">
             <wp:extent cx="5623560" cy="499760"/>
@@ -3611,6 +3689,9 @@
         <w:jc w:val="center"/>
       </w:pPr>
       <w:r>
+        <w:rPr>
+          <w:rFonts w:ascii="Noto Sans CJK KR" w:hAnsi="Noto Sans CJK KR" w:eastAsia="Noto Sans CJK KR" w:cs="Noto Sans CJK KR"/>
+        </w:rPr>
         <w:drawing>
           <wp:inline xmlns:a="http://schemas.openxmlformats.org/drawingml/2006/main" xmlns:pic="http://schemas.openxmlformats.org/drawingml/2006/picture">
             <wp:extent cx="5715000" cy="507886"/>
@@ -3652,6 +3733,9 @@
         <w:jc w:val="center"/>
       </w:pPr>
       <w:r>
+        <w:rPr>
+          <w:rFonts w:ascii="Noto Sans CJK KR" w:hAnsi="Noto Sans CJK KR" w:eastAsia="Noto Sans CJK KR" w:cs="Noto Sans CJK KR"/>
+        </w:rPr>
         <w:drawing>
           <wp:inline xmlns:a="http://schemas.openxmlformats.org/drawingml/2006/main" xmlns:pic="http://schemas.openxmlformats.org/drawingml/2006/picture">
             <wp:extent cx="5623560" cy="499760"/>
@@ -3693,6 +3777,9 @@
         <w:jc w:val="center"/>
       </w:pPr>
       <w:r>
+        <w:rPr>
+          <w:rFonts w:ascii="Noto Sans CJK KR" w:hAnsi="Noto Sans CJK KR" w:eastAsia="Noto Sans CJK KR" w:cs="Noto Sans CJK KR"/>
+        </w:rPr>
         <w:drawing>
           <wp:inline xmlns:a="http://schemas.openxmlformats.org/drawingml/2006/main" xmlns:pic="http://schemas.openxmlformats.org/drawingml/2006/picture">
             <wp:extent cx="5440680" cy="483507"/>
@@ -3771,7 +3858,7 @@
             </w:pPr>
             <w:r>
               <w:rPr>
-                <w:rFonts w:ascii="Noto Sans KR" w:hAnsi="Noto Sans KR" w:eastAsia="Noto Sans KR"/>
+                <w:rFonts w:ascii="Noto Sans CJK KR" w:hAnsi="Noto Sans CJK KR" w:eastAsia="Noto Sans CJK KR" w:cs="Noto Sans CJK KR"/>
                 <w:b/>
                 <w:color w:val="FFFFFF"/>
                 <w:sz w:val="16"/>
@@ -3799,7 +3886,7 @@
             </w:pPr>
             <w:r>
               <w:rPr>
-                <w:rFonts w:ascii="Noto Sans KR" w:hAnsi="Noto Sans KR" w:eastAsia="Noto Sans KR"/>
+                <w:rFonts w:ascii="Noto Sans CJK KR" w:hAnsi="Noto Sans CJK KR" w:eastAsia="Noto Sans CJK KR" w:cs="Noto Sans CJK KR"/>
                 <w:b/>
                 <w:color w:val="FFFFFF"/>
                 <w:sz w:val="16"/>
@@ -3827,7 +3914,7 @@
             </w:pPr>
             <w:r>
               <w:rPr>
-                <w:rFonts w:ascii="Noto Sans KR" w:hAnsi="Noto Sans KR" w:eastAsia="Noto Sans KR"/>
+                <w:rFonts w:ascii="Noto Sans CJK KR" w:hAnsi="Noto Sans CJK KR" w:eastAsia="Noto Sans CJK KR" w:cs="Noto Sans CJK KR"/>
                 <w:b/>
                 <w:color w:val="FFFFFF"/>
                 <w:sz w:val="16"/>
@@ -3859,7 +3946,7 @@
             </w:pPr>
             <w:r>
               <w:rPr>
-                <w:rFonts w:ascii="Noto Sans KR" w:hAnsi="Noto Sans KR" w:eastAsia="Noto Sans KR"/>
+                <w:rFonts w:ascii="Noto Sans CJK KR" w:hAnsi="Noto Sans CJK KR" w:eastAsia="Noto Sans CJK KR" w:cs="Noto Sans CJK KR"/>
                 <w:sz w:val="16"/>
               </w:rPr>
               <w:t>SU(3) 세제곱</w:t>
@@ -3884,7 +3971,7 @@
             </w:pPr>
             <w:r>
               <w:rPr>
-                <w:rFonts w:ascii="Noto Sans KR" w:hAnsi="Noto Sans KR" w:eastAsia="Noto Sans KR"/>
+                <w:rFonts w:ascii="Noto Sans CJK KR" w:hAnsi="Noto Sans CJK KR" w:eastAsia="Noto Sans CJK KR" w:cs="Noto Sans CJK KR"/>
                 <w:sz w:val="16"/>
               </w:rPr>
               <w:t>삼중항 2개 빼기 반삼중항 2개</w:t>
@@ -3909,7 +3996,7 @@
             </w:pPr>
             <w:r>
               <w:rPr>
-                <w:rFonts w:ascii="Noto Sans KR" w:hAnsi="Noto Sans KR" w:eastAsia="Noto Sans KR"/>
+                <w:rFonts w:ascii="Noto Sans CJK KR" w:hAnsi="Noto Sans CJK KR" w:eastAsia="Noto Sans CJK KR" w:cs="Noto Sans CJK KR"/>
                 <w:sz w:val="16"/>
               </w:rPr>
               <w:t>0</w:t>
@@ -3940,7 +4027,7 @@
             </w:pPr>
             <w:r>
               <w:rPr>
-                <w:rFonts w:ascii="Noto Sans KR" w:hAnsi="Noto Sans KR" w:eastAsia="Noto Sans KR"/>
+                <w:rFonts w:ascii="Noto Sans CJK KR" w:hAnsi="Noto Sans CJK KR" w:eastAsia="Noto Sans CJK KR" w:cs="Noto Sans CJK KR"/>
                 <w:sz w:val="16"/>
               </w:rPr>
               <w:t>SU(3) 제곱 U(1)</w:t>
@@ -3966,7 +4053,7 @@
             </w:pPr>
             <w:r>
               <w:rPr>
-                <w:rFonts w:ascii="Noto Sans KR" w:hAnsi="Noto Sans KR" w:eastAsia="Noto Sans KR"/>
+                <w:rFonts w:ascii="Noto Sans CJK KR" w:hAnsi="Noto Sans CJK KR" w:eastAsia="Noto Sans CJK KR" w:cs="Noto Sans CJK KR"/>
                 <w:sz w:val="16"/>
               </w:rPr>
               <w:t>Q-L 더하기 u-c 더하기 d-c</w:t>
@@ -3992,7 +4079,7 @@
             </w:pPr>
             <w:r>
               <w:rPr>
-                <w:rFonts w:ascii="Noto Sans KR" w:hAnsi="Noto Sans KR" w:eastAsia="Noto Sans KR"/>
+                <w:rFonts w:ascii="Noto Sans CJK KR" w:hAnsi="Noto Sans CJK KR" w:eastAsia="Noto Sans CJK KR" w:cs="Noto Sans CJK KR"/>
                 <w:sz w:val="16"/>
               </w:rPr>
               <w:t>0</w:t>
@@ -4022,7 +4109,7 @@
             </w:pPr>
             <w:r>
               <w:rPr>
-                <w:rFonts w:ascii="Noto Sans KR" w:hAnsi="Noto Sans KR" w:eastAsia="Noto Sans KR"/>
+                <w:rFonts w:ascii="Noto Sans CJK KR" w:hAnsi="Noto Sans CJK KR" w:eastAsia="Noto Sans CJK KR" w:cs="Noto Sans CJK KR"/>
                 <w:sz w:val="16"/>
               </w:rPr>
               <w:t>SU(2)L 제곱 U(1)</w:t>
@@ -4047,7 +4134,7 @@
             </w:pPr>
             <w:r>
               <w:rPr>
-                <w:rFonts w:ascii="Noto Sans KR" w:hAnsi="Noto Sans KR" w:eastAsia="Noto Sans KR"/>
+                <w:rFonts w:ascii="Noto Sans CJK KR" w:hAnsi="Noto Sans CJK KR" w:eastAsia="Noto Sans CJK KR" w:cs="Noto Sans CJK KR"/>
                 <w:sz w:val="16"/>
               </w:rPr>
               <w:t>색 Q-L 이중항 3개와 L-L</w:t>
@@ -4072,7 +4159,7 @@
             </w:pPr>
             <w:r>
               <w:rPr>
-                <w:rFonts w:ascii="Noto Sans KR" w:hAnsi="Noto Sans KR" w:eastAsia="Noto Sans KR"/>
+                <w:rFonts w:ascii="Noto Sans CJK KR" w:hAnsi="Noto Sans CJK KR" w:eastAsia="Noto Sans CJK KR" w:cs="Noto Sans CJK KR"/>
                 <w:sz w:val="16"/>
               </w:rPr>
               <w:t>0</w:t>
@@ -4103,7 +4190,7 @@
             </w:pPr>
             <w:r>
               <w:rPr>
-                <w:rFonts w:ascii="Noto Sans KR" w:hAnsi="Noto Sans KR" w:eastAsia="Noto Sans KR"/>
+                <w:rFonts w:ascii="Noto Sans CJK KR" w:hAnsi="Noto Sans CJK KR" w:eastAsia="Noto Sans CJK KR" w:cs="Noto Sans CJK KR"/>
                 <w:sz w:val="16"/>
               </w:rPr>
               <w:t>U(1) 세제곱</w:t>
@@ -4129,7 +4216,7 @@
             </w:pPr>
             <w:r>
               <w:rPr>
-                <w:rFonts w:ascii="Noto Sans KR" w:hAnsi="Noto Sans KR" w:eastAsia="Noto Sans KR"/>
+                <w:rFonts w:ascii="Noto Sans CJK KR" w:hAnsi="Noto Sans CJK KR" w:eastAsia="Noto Sans CJK KR" w:cs="Noto Sans CJK KR"/>
                 <w:sz w:val="16"/>
               </w:rPr>
               <w:t>하이퍼전하 여섯 묶음의 가중합</w:t>
@@ -4155,7 +4242,7 @@
             </w:pPr>
             <w:r>
               <w:rPr>
-                <w:rFonts w:ascii="Noto Sans KR" w:hAnsi="Noto Sans KR" w:eastAsia="Noto Sans KR"/>
+                <w:rFonts w:ascii="Noto Sans CJK KR" w:hAnsi="Noto Sans CJK KR" w:eastAsia="Noto Sans CJK KR" w:cs="Noto Sans CJK KR"/>
                 <w:sz w:val="16"/>
               </w:rPr>
               <w:t>0</w:t>
@@ -4185,7 +4272,7 @@
             </w:pPr>
             <w:r>
               <w:rPr>
-                <w:rFonts w:ascii="Noto Sans KR" w:hAnsi="Noto Sans KR" w:eastAsia="Noto Sans KR"/>
+                <w:rFonts w:ascii="Noto Sans CJK KR" w:hAnsi="Noto Sans CJK KR" w:eastAsia="Noto Sans CJK KR" w:cs="Noto Sans CJK KR"/>
                 <w:sz w:val="16"/>
               </w:rPr>
               <w:t>중력 제곱 U(1)</w:t>
@@ -4210,7 +4297,7 @@
             </w:pPr>
             <w:r>
               <w:rPr>
-                <w:rFonts w:ascii="Noto Sans KR" w:hAnsi="Noto Sans KR" w:eastAsia="Noto Sans KR"/>
+                <w:rFonts w:ascii="Noto Sans CJK KR" w:hAnsi="Noto Sans CJK KR" w:eastAsia="Noto Sans CJK KR" w:cs="Noto Sans CJK KR"/>
                 <w:sz w:val="16"/>
               </w:rPr>
               <w:t>16채널 하이퍼전하의 합</w:t>
@@ -4235,7 +4322,7 @@
             </w:pPr>
             <w:r>
               <w:rPr>
-                <w:rFonts w:ascii="Noto Sans KR" w:hAnsi="Noto Sans KR" w:eastAsia="Noto Sans KR"/>
+                <w:rFonts w:ascii="Noto Sans CJK KR" w:hAnsi="Noto Sans CJK KR" w:eastAsia="Noto Sans CJK KR" w:cs="Noto Sans CJK KR"/>
                 <w:sz w:val="16"/>
               </w:rPr>
               <w:t>0</w:t>
@@ -4266,7 +4353,7 @@
             </w:pPr>
             <w:r>
               <w:rPr>
-                <w:rFonts w:ascii="Noto Sans KR" w:hAnsi="Noto Sans KR" w:eastAsia="Noto Sans KR"/>
+                <w:rFonts w:ascii="Noto Sans CJK KR" w:hAnsi="Noto Sans CJK KR" w:eastAsia="Noto Sans CJK KR" w:cs="Noto Sans CJK KR"/>
                 <w:sz w:val="16"/>
               </w:rPr>
               <w:t>전역 SU(2)L</w:t>
@@ -4292,7 +4379,7 @@
             </w:pPr>
             <w:r>
               <w:rPr>
-                <w:rFonts w:ascii="Noto Sans KR" w:hAnsi="Noto Sans KR" w:eastAsia="Noto Sans KR"/>
+                <w:rFonts w:ascii="Noto Sans CJK KR" w:hAnsi="Noto Sans CJK KR" w:eastAsia="Noto Sans CJK KR" w:cs="Noto Sans CJK KR"/>
                 <w:sz w:val="16"/>
               </w:rPr>
               <w:t>색 쿼크 이중항 3개와 렙톤 이중항 1개</w:t>
@@ -4318,7 +4405,7 @@
             </w:pPr>
             <w:r>
               <w:rPr>
-                <w:rFonts w:ascii="Noto Sans KR" w:hAnsi="Noto Sans KR" w:eastAsia="Noto Sans KR"/>
+                <w:rFonts w:ascii="Noto Sans CJK KR" w:hAnsi="Noto Sans CJK KR" w:eastAsia="Noto Sans CJK KR" w:cs="Noto Sans CJK KR"/>
                 <w:sz w:val="16"/>
               </w:rPr>
               <w:t>이중항 4개 짝수</w:t>
@@ -4348,7 +4435,7 @@
             </w:pPr>
             <w:r>
               <w:rPr>
-                <w:rFonts w:ascii="Noto Sans KR" w:hAnsi="Noto Sans KR" w:eastAsia="Noto Sans KR"/>
+                <w:rFonts w:ascii="Noto Sans CJK KR" w:hAnsi="Noto Sans CJK KR" w:eastAsia="Noto Sans CJK KR" w:cs="Noto Sans CJK KR"/>
                 <w:sz w:val="16"/>
               </w:rPr>
               <w:t>전역 SU(2)R</w:t>
@@ -4373,7 +4460,7 @@
             </w:pPr>
             <w:r>
               <w:rPr>
-                <w:rFonts w:ascii="Noto Sans KR" w:hAnsi="Noto Sans KR" w:eastAsia="Noto Sans KR"/>
+                <w:rFonts w:ascii="Noto Sans CJK KR" w:hAnsi="Noto Sans CJK KR" w:eastAsia="Noto Sans CJK KR" w:cs="Noto Sans CJK KR"/>
                 <w:sz w:val="16"/>
               </w:rPr>
               <w:t>색 반쿼크 이중항 3개와 반렙톤 이중항 1개</w:t>
@@ -4398,7 +4485,7 @@
             </w:pPr>
             <w:r>
               <w:rPr>
-                <w:rFonts w:ascii="Noto Sans KR" w:hAnsi="Noto Sans KR" w:eastAsia="Noto Sans KR"/>
+                <w:rFonts w:ascii="Noto Sans CJK KR" w:hAnsi="Noto Sans CJK KR" w:eastAsia="Noto Sans CJK KR" w:cs="Noto Sans CJK KR"/>
                 <w:sz w:val="16"/>
               </w:rPr>
               <w:t>이중항 4개 짝수</w:t>
@@ -4418,7 +4505,7 @@
       </w:pPr>
       <w:r>
         <w:rPr>
-          <w:rFonts w:ascii="Noto Sans KR" w:hAnsi="Noto Sans KR" w:eastAsia="Noto Sans KR"/>
+          <w:rFonts w:ascii="Noto Sans CJK KR" w:hAnsi="Noto Sans CJK KR" w:eastAsia="Noto Sans CJK KR" w:cs="Noto Sans CJK KR"/>
           <w:i w:val="0"/>
         </w:rPr>
         <w:t>짝수 이중항 조건은 위튼이 밝힌 전역 SU(2) 정합성 검정이다[4]. 왼쪽과 오른쪽 SU(2) 인자에서 각각 같은 짝수 조건이 성립한다.</w:t>
@@ -4430,6 +4517,9 @@
         <w:pageBreakBefore/>
       </w:pPr>
       <w:r>
+        <w:rPr>
+          <w:rFonts w:ascii="Noto Sans CJK KR" w:hAnsi="Noto Sans CJK KR" w:eastAsia="Noto Sans CJK KR" w:cs="Noto Sans CJK KR"/>
+        </w:rPr>
         <w:t>주장 장부</w:t>
       </w:r>
     </w:p>
@@ -4477,7 +4567,7 @@
             </w:pPr>
             <w:r>
               <w:rPr>
-                <w:rFonts w:ascii="Noto Sans KR" w:hAnsi="Noto Sans KR" w:eastAsia="Noto Sans KR"/>
+                <w:rFonts w:ascii="Noto Sans CJK KR" w:hAnsi="Noto Sans CJK KR" w:eastAsia="Noto Sans CJK KR" w:cs="Noto Sans CJK KR"/>
                 <w:b/>
                 <w:color w:val="FFFFFF"/>
                 <w:sz w:val="16"/>
@@ -4505,7 +4595,7 @@
             </w:pPr>
             <w:r>
               <w:rPr>
-                <w:rFonts w:ascii="Noto Sans KR" w:hAnsi="Noto Sans KR" w:eastAsia="Noto Sans KR"/>
+                <w:rFonts w:ascii="Noto Sans CJK KR" w:hAnsi="Noto Sans CJK KR" w:eastAsia="Noto Sans CJK KR" w:cs="Noto Sans CJK KR"/>
                 <w:b/>
                 <w:color w:val="FFFFFF"/>
                 <w:sz w:val="16"/>
@@ -4533,7 +4623,7 @@
             </w:pPr>
             <w:r>
               <w:rPr>
-                <w:rFonts w:ascii="Noto Sans KR" w:hAnsi="Noto Sans KR" w:eastAsia="Noto Sans KR"/>
+                <w:rFonts w:ascii="Noto Sans CJK KR" w:hAnsi="Noto Sans CJK KR" w:eastAsia="Noto Sans CJK KR" w:cs="Noto Sans CJK KR"/>
                 <w:b/>
                 <w:color w:val="FFFFFF"/>
                 <w:sz w:val="16"/>
@@ -4565,7 +4655,7 @@
             </w:pPr>
             <w:r>
               <w:rPr>
-                <w:rFonts w:ascii="Noto Sans KR" w:hAnsi="Noto Sans KR" w:eastAsia="Noto Sans KR"/>
+                <w:rFonts w:ascii="Noto Sans CJK KR" w:hAnsi="Noto Sans CJK KR" w:eastAsia="Noto Sans CJK KR" w:cs="Noto Sans CJK KR"/>
                 <w:sz w:val="16"/>
               </w:rPr>
               <w:t>E</w:t>
@@ -4590,7 +4680,7 @@
             </w:pPr>
             <w:r>
               <w:rPr>
-                <w:rFonts w:ascii="Noto Sans KR" w:hAnsi="Noto Sans KR" w:eastAsia="Noto Sans KR"/>
+                <w:rFonts w:ascii="Noto Sans CJK KR" w:hAnsi="Noto Sans CJK KR" w:eastAsia="Noto Sans CJK KR" w:cs="Noto Sans CJK KR"/>
                 <w:sz w:val="16"/>
               </w:rPr>
               <w:t>외부 입력</w:t>
@@ -4615,7 +4705,7 @@
             </w:pPr>
             <w:r>
               <w:rPr>
-                <w:rFonts w:ascii="Noto Sans KR" w:hAnsi="Noto Sans KR" w:eastAsia="Noto Sans KR"/>
+                <w:rFonts w:ascii="Noto Sans CJK KR" w:hAnsi="Noto Sans CJK KR" w:eastAsia="Noto Sans CJK KR" w:cs="Noto Sans CJK KR"/>
                 <w:sz w:val="16"/>
               </w:rPr>
               <w:t>파티-살람 다중항, SO(10) 16 구조, G2 분기, 이상 판정규칙</w:t>
@@ -4646,7 +4736,7 @@
             </w:pPr>
             <w:r>
               <w:rPr>
-                <w:rFonts w:ascii="Noto Sans KR" w:hAnsi="Noto Sans KR" w:eastAsia="Noto Sans KR"/>
+                <w:rFonts w:ascii="Noto Sans CJK KR" w:hAnsi="Noto Sans CJK KR" w:eastAsia="Noto Sans CJK KR" w:cs="Noto Sans CJK KR"/>
                 <w:sz w:val="16"/>
               </w:rPr>
               <w:t>D</w:t>
@@ -4672,7 +4762,7 @@
             </w:pPr>
             <w:r>
               <w:rPr>
-                <w:rFonts w:ascii="Noto Sans KR" w:hAnsi="Noto Sans KR" w:eastAsia="Noto Sans KR"/>
+                <w:rFonts w:ascii="Noto Sans CJK KR" w:hAnsi="Noto Sans CJK KR" w:eastAsia="Noto Sans CJK KR" w:cs="Noto Sans CJK KR"/>
                 <w:sz w:val="16"/>
               </w:rPr>
               <w:t>아키텍처 정의</w:t>
@@ -4698,7 +4788,7 @@
             </w:pPr>
             <w:r>
               <w:rPr>
-                <w:rFonts w:ascii="Noto Sans KR" w:hAnsi="Noto Sans KR" w:eastAsia="Noto Sans KR"/>
+                <w:rFonts w:ascii="Noto Sans CJK KR" w:hAnsi="Noto Sans CJK KR" w:eastAsia="Noto Sans CJK KR" w:cs="Noto Sans CJK KR"/>
                 <w:sz w:val="16"/>
               </w:rPr>
               <w:t>입력 C16과 DF-크로스의 조건부 목표</w:t>
@@ -4728,7 +4818,7 @@
             </w:pPr>
             <w:r>
               <w:rPr>
-                <w:rFonts w:ascii="Noto Sans KR" w:hAnsi="Noto Sans KR" w:eastAsia="Noto Sans KR"/>
+                <w:rFonts w:ascii="Noto Sans CJK KR" w:hAnsi="Noto Sans CJK KR" w:eastAsia="Noto Sans CJK KR" w:cs="Noto Sans CJK KR"/>
                 <w:sz w:val="16"/>
               </w:rPr>
               <w:t>C</w:t>
@@ -4753,7 +4843,7 @@
             </w:pPr>
             <w:r>
               <w:rPr>
-                <w:rFonts w:ascii="Noto Sans KR" w:hAnsi="Noto Sans KR" w:eastAsia="Noto Sans KR"/>
+                <w:rFonts w:ascii="Noto Sans CJK KR" w:hAnsi="Noto Sans CJK KR" w:eastAsia="Noto Sans CJK KR" w:cs="Noto Sans CJK KR"/>
                 <w:sz w:val="16"/>
               </w:rPr>
               <w:t>조건부 계산</w:t>
@@ -4778,7 +4868,7 @@
             </w:pPr>
             <w:r>
               <w:rPr>
-                <w:rFonts w:ascii="Noto Sans KR" w:hAnsi="Noto Sans KR" w:eastAsia="Noto Sans KR"/>
+                <w:rFonts w:ascii="Noto Sans CJK KR" w:hAnsi="Noto Sans CJK KR" w:eastAsia="Noto Sans CJK KR" w:cs="Noto Sans CJK KR"/>
                 <w:sz w:val="16"/>
               </w:rPr>
               <w:t>정확한 재배열, 유일하게 정규화된 하이퍼전하 연산자, 전기전하, 이상 소거</w:t>
@@ -4809,7 +4899,7 @@
             </w:pPr>
             <w:r>
               <w:rPr>
-                <w:rFonts w:ascii="Noto Sans KR" w:hAnsi="Noto Sans KR" w:eastAsia="Noto Sans KR"/>
+                <w:rFonts w:ascii="Noto Sans CJK KR" w:hAnsi="Noto Sans CJK KR" w:eastAsia="Noto Sans CJK KR" w:cs="Noto Sans CJK KR"/>
                 <w:sz w:val="16"/>
               </w:rPr>
               <w:t>H</w:t>
@@ -4835,7 +4925,7 @@
             </w:pPr>
             <w:r>
               <w:rPr>
-                <w:rFonts w:ascii="Noto Sans KR" w:hAnsi="Noto Sans KR" w:eastAsia="Noto Sans KR"/>
+                <w:rFonts w:ascii="Noto Sans CJK KR" w:hAnsi="Noto Sans CJK KR" w:eastAsia="Noto Sans CJK KR" w:cs="Noto Sans CJK KR"/>
                 <w:sz w:val="16"/>
               </w:rPr>
               <w:t>미증명 가설</w:t>
@@ -4861,7 +4951,7 @@
             </w:pPr>
             <w:r>
               <w:rPr>
-                <w:rFonts w:ascii="Noto Sans KR" w:hAnsi="Noto Sans KR" w:eastAsia="Noto Sans KR"/>
+                <w:rFonts w:ascii="Noto Sans CJK KR" w:hAnsi="Noto Sans CJK KR" w:eastAsia="Noto Sans CJK KR" w:cs="Noto Sans CJK KR"/>
                 <w:sz w:val="16"/>
               </w:rPr>
               <w:t>소스와 법칙으로부터 DF-크로스의 존재와 동역학적 선택</w:t>
@@ -4891,7 +4981,7 @@
             </w:pPr>
             <w:r>
               <w:rPr>
-                <w:rFonts w:ascii="Noto Sans KR" w:hAnsi="Noto Sans KR" w:eastAsia="Noto Sans KR"/>
+                <w:rFonts w:ascii="Noto Sans CJK KR" w:hAnsi="Noto Sans CJK KR" w:eastAsia="Noto Sans CJK KR" w:cs="Noto Sans CJK KR"/>
                 <w:sz w:val="16"/>
               </w:rPr>
               <w:t>O</w:t>
@@ -4916,7 +5006,7 @@
             </w:pPr>
             <w:r>
               <w:rPr>
-                <w:rFonts w:ascii="Noto Sans KR" w:hAnsi="Noto Sans KR" w:eastAsia="Noto Sans KR"/>
+                <w:rFonts w:ascii="Noto Sans CJK KR" w:hAnsi="Noto Sans CJK KR" w:eastAsia="Noto Sans CJK KR" w:cs="Noto Sans CJK KR"/>
                 <w:sz w:val="16"/>
               </w:rPr>
               <w:t>이번 버전 제외</w:t>
@@ -4941,7 +5031,7 @@
             </w:pPr>
             <w:r>
               <w:rPr>
-                <w:rFonts w:ascii="Noto Sans KR" w:hAnsi="Noto Sans KR" w:eastAsia="Noto Sans KR"/>
+                <w:rFonts w:ascii="Noto Sans CJK KR" w:hAnsi="Noto Sans CJK KR" w:eastAsia="Noto Sans CJK KR" w:cs="Noto Sans CJK KR"/>
                 <w:sz w:val="16"/>
               </w:rPr>
               <w:t>세대·질량·대칭 깨짐·중력·암흑물질·의식</w:t>
@@ -4960,6 +5050,9 @@
         <w:pStyle w:val="Heading1"/>
       </w:pPr>
       <w:r>
+        <w:rPr>
+          <w:rFonts w:ascii="Noto Sans CJK KR" w:hAnsi="Noto Sans CJK KR" w:eastAsia="Noto Sans CJK KR" w:cs="Noto Sans CJK KR"/>
+        </w:rPr>
         <w:t>반증조건</w:t>
       </w:r>
     </w:p>
@@ -4969,7 +5062,7 @@
       </w:pPr>
       <w:r>
         <w:rPr>
-          <w:rFonts w:ascii="Noto Sans KR" w:hAnsi="Noto Sans KR" w:eastAsia="Noto Sans KR"/>
+          <w:rFonts w:ascii="Noto Sans CJK KR" w:hAnsi="Noto Sans CJK KR" w:eastAsia="Noto Sans CJK KR" w:cs="Noto Sans CJK KR"/>
           <w:i w:val="0"/>
         </w:rPr>
         <w:t>다음 가운데 하나라도 확립되면 이 0.2 대응은 실패한다.</w:t>
@@ -4982,7 +5075,7 @@
       </w:pPr>
       <w:r>
         <w:rPr>
-          <w:rFonts w:ascii="Noto Sans KR" w:hAnsi="Noto Sans KR" w:eastAsia="Noto Sans KR"/>
+          <w:rFonts w:ascii="Noto Sans CJK KR" w:hAnsi="Noto Sans CJK KR" w:eastAsia="Noto Sans CJK KR" w:cs="Noto Sans CJK KR"/>
         </w:rPr>
         <w:t>공통 SU(3) 작용을 보존하면서 명시한 짝지음을 구현하는 선형 필터가 존재할 수 없다.</w:t>
       </w:r>
@@ -4994,7 +5087,7 @@
       </w:pPr>
       <w:r>
         <w:rPr>
-          <w:rFonts w:ascii="Noto Sans KR" w:hAnsi="Noto Sans KR" w:eastAsia="Noto Sans KR"/>
+          <w:rFonts w:ascii="Noto Sans CJK KR" w:hAnsi="Noto Sans CJK KR" w:eastAsia="Noto Sans CJK KR" w:cs="Noto Sans CJK KR"/>
         </w:rPr>
         <w:t>채널을 복제하거나 삭제하지 않고 네 입력 부문을 독립적으로 유지할 수 없다.</w:t>
       </w:r>
@@ -5006,7 +5099,7 @@
       </w:pPr>
       <w:r>
         <w:rPr>
-          <w:rFonts w:ascii="Noto Sans KR" w:hAnsi="Noto Sans KR" w:eastAsia="Noto Sans KR"/>
+          <w:rFonts w:ascii="Noto Sans CJK KR" w:hAnsi="Noto Sans CJK KR" w:eastAsia="Noto Sans CJK KR" w:cs="Noto Sans CJK KR"/>
         </w:rPr>
         <w:t>1-N의 중성과 1-제로의 단위 정규화가 모든 채널에 유효한 하나의 연산자를 만들지 못한다.</w:t>
       </w:r>
@@ -5018,7 +5111,7 @@
       </w:pPr>
       <w:r>
         <w:rPr>
-          <w:rFonts w:ascii="Noto Sans KR" w:hAnsi="Noto Sans KR" w:eastAsia="Noto Sans KR"/>
+          <w:rFonts w:ascii="Noto Sans CJK KR" w:hAnsi="Noto Sans CJK KR" w:eastAsia="Noto Sans CJK KR" w:cs="Noto Sans CJK KR"/>
         </w:rPr>
         <w:t>열거한 국소 이상 합 중 하나라도 0이 아니거나 두 SU(2) 인자 중 하나가 홀수개의 이중항을 갖는다.</w:t>
       </w:r>
@@ -5030,7 +5123,7 @@
       </w:pPr>
       <w:r>
         <w:rPr>
-          <w:rFonts w:ascii="Noto Sans KR" w:hAnsi="Noto Sans KR" w:eastAsia="Noto Sans KR"/>
+          <w:rFonts w:ascii="Noto Sans CJK KR" w:hAnsi="Noto Sans CJK KR" w:eastAsia="Noto Sans CJK KR" w:cs="Noto Sans CJK KR"/>
         </w:rPr>
         <w:t>후속 동역학 모형에 필요한 필터가 0.2의 짝지음과 양립할 수 없다.</w:t>
       </w:r>
@@ -5040,6 +5133,9 @@
         <w:pStyle w:val="Heading1"/>
       </w:pPr>
       <w:r>
+        <w:rPr>
+          <w:rFonts w:ascii="Noto Sans CJK KR" w:hAnsi="Noto Sans CJK KR" w:eastAsia="Noto Sans CJK KR" w:cs="Noto Sans CJK KR"/>
+        </w:rPr>
         <w:t>남은 단 하나의 가정</w:t>
       </w:r>
     </w:p>
@@ -5049,17 +5145,21 @@
       </w:pPr>
       <w:r>
         <w:rPr>
-          <w:rFonts w:ascii="Noto Sans KR" w:hAnsi="Noto Sans KR" w:eastAsia="Noto Sans KR"/>
+          <w:rFonts w:ascii="Noto Sans CJK KR" w:hAnsi="Noto Sans CJK KR" w:eastAsia="Noto Sans CJK KR" w:cs="Noto Sans CJK KR"/>
           <w:i w:val="0"/>
         </w:rPr>
-        <w:t>아키텍처는 아직 소스와 법칙으로부터 DF-크로스를 만들어내지 못했다. 이 노트는 필터가 해야 할 작용을 정의하고 그 작용의 결과를 증명한다. 필터의 존재·유일성·안정성·물리적 선택은 열린 문제다. 0.2는 바로 이 한계에서 멈춘다.</w:t>
+        <w:t>독립적인 복소 바일 채널과 손지기성 배정은 명시한 물리 입력이다. 그 입력 아래에서 남은 필터 문제는 소스와 법칙이 왜 DF-크로스를 실현하는가이다. 이 노트는 필요한 작용을 정의하고 대수적 결과를 증명하며, 필터의 존재·유일성·안정성·물리적 선택은 열린 문제로 둔다.</w:t>
       </w:r>
     </w:p>
     <w:p>
       <w:pPr>
         <w:pStyle w:val="Heading1"/>
+        <w:pageBreakBefore w:val="0"/>
       </w:pPr>
       <w:r>
+        <w:rPr>
+          <w:rFonts w:ascii="Noto Sans CJK KR" w:hAnsi="Noto Sans CJK KR" w:eastAsia="Noto Sans CJK KR" w:cs="Noto Sans CJK KR"/>
+        </w:rPr>
         <w:t>결론</w:t>
       </w:r>
     </w:p>
@@ -5069,7 +5169,7 @@
       </w:pPr>
       <w:r>
         <w:rPr>
-          <w:rFonts w:ascii="Noto Sans KR" w:hAnsi="Noto Sans KR" w:eastAsia="Noto Sans KR"/>
+          <w:rFonts w:ascii="Noto Sans CJK KR" w:hAnsi="Noto Sans CJK KR" w:eastAsia="Noto Sans CJK KR" w:cs="Noto Sans CJK KR"/>
           <w:i w:val="0"/>
         </w:rPr>
         <w:t>WRRA-M 0.1은 색 부문의 정확한 계수와 함께 약한 짝지음과 하나의 하이퍼전하 연산자를 열린 문제로 남겼다. 0.2는 여기에 조건부 답을 준다. 두 7 부문의 성분을 불변·널 단일항과 교차해 짝지으면 16채널이 알려진 좌우 구조로 재배열된다. 투명한 정규화 조건 두 개가 하나의 하이퍼전하 연산자를 선택하고, 채널별 맞춤 없이 한 세대의 전하와 이상 검사가 모두 닫힌다. 따라서 이 대응은 단순한 수적 유사성보다 강하지만 근본적 도출보다는 좁다. 미완의 부분도 분명하다. 우주가 애초에 왜 이 필터를 실현하는가이다.</w:t>
@@ -5078,9 +5178,12 @@
     <w:p>
       <w:pPr>
         <w:pStyle w:val="Heading1"/>
-        <w:pageBreakBefore/>
+        <w:pageBreakBefore w:val="0"/>
       </w:pPr>
       <w:r>
+        <w:rPr>
+          <w:rFonts w:ascii="Noto Sans CJK KR" w:hAnsi="Noto Sans CJK KR" w:eastAsia="Noto Sans CJK KR" w:cs="Noto Sans CJK KR"/>
+        </w:rPr>
         <w:t>부록 A 압축 도출</w:t>
       </w:r>
     </w:p>
@@ -5129,7 +5232,7 @@
             </w:pPr>
             <w:r>
               <w:rPr>
-                <w:rFonts w:ascii="Noto Sans KR" w:hAnsi="Noto Sans KR" w:eastAsia="Noto Sans KR"/>
+                <w:rFonts w:ascii="Noto Sans CJK KR" w:hAnsi="Noto Sans CJK KR" w:eastAsia="Noto Sans CJK KR" w:cs="Noto Sans CJK KR"/>
                 <w:b/>
                 <w:color w:val="FFFFFF"/>
                 <w:sz w:val="16"/>
@@ -5157,7 +5260,7 @@
             </w:pPr>
             <w:r>
               <w:rPr>
-                <w:rFonts w:ascii="Noto Sans KR" w:hAnsi="Noto Sans KR" w:eastAsia="Noto Sans KR"/>
+                <w:rFonts w:ascii="Noto Sans CJK KR" w:hAnsi="Noto Sans CJK KR" w:eastAsia="Noto Sans CJK KR" w:cs="Noto Sans CJK KR"/>
                 <w:b/>
                 <w:color w:val="FFFFFF"/>
                 <w:sz w:val="16"/>
@@ -5185,7 +5288,7 @@
             </w:pPr>
             <w:r>
               <w:rPr>
-                <w:rFonts w:ascii="Noto Sans KR" w:hAnsi="Noto Sans KR" w:eastAsia="Noto Sans KR"/>
+                <w:rFonts w:ascii="Noto Sans CJK KR" w:hAnsi="Noto Sans CJK KR" w:eastAsia="Noto Sans CJK KR" w:cs="Noto Sans CJK KR"/>
                 <w:b/>
                 <w:color w:val="FFFFFF"/>
                 <w:sz w:val="16"/>
@@ -5213,7 +5316,7 @@
             </w:pPr>
             <w:r>
               <w:rPr>
-                <w:rFonts w:ascii="Noto Sans KR" w:hAnsi="Noto Sans KR" w:eastAsia="Noto Sans KR"/>
+                <w:rFonts w:ascii="Noto Sans CJK KR" w:hAnsi="Noto Sans CJK KR" w:eastAsia="Noto Sans CJK KR" w:cs="Noto Sans CJK KR"/>
                 <w:b/>
                 <w:color w:val="FFFFFF"/>
                 <w:sz w:val="16"/>
@@ -5245,7 +5348,7 @@
             </w:pPr>
             <w:r>
               <w:rPr>
-                <w:rFonts w:ascii="Noto Sans KR" w:hAnsi="Noto Sans KR" w:eastAsia="Noto Sans KR"/>
+                <w:rFonts w:ascii="Noto Sans CJK KR" w:hAnsi="Noto Sans CJK KR" w:eastAsia="Noto Sans CJK KR" w:cs="Noto Sans CJK KR"/>
                 <w:sz w:val="16"/>
               </w:rPr>
               <w:t>1</w:t>
@@ -5270,7 +5373,7 @@
             </w:pPr>
             <w:r>
               <w:rPr>
-                <w:rFonts w:ascii="Noto Sans KR" w:hAnsi="Noto Sans KR" w:eastAsia="Noto Sans KR"/>
+                <w:rFonts w:ascii="Noto Sans CJK KR" w:hAnsi="Noto Sans CJK KR" w:eastAsia="Noto Sans CJK KR" w:cs="Noto Sans CJK KR"/>
                 <w:sz w:val="16"/>
               </w:rPr>
               <w:t>1+7-A+7-B+1-N</w:t>
@@ -5295,7 +5398,7 @@
             </w:pPr>
             <w:r>
               <w:rPr>
-                <w:rFonts w:ascii="Noto Sans KR" w:hAnsi="Noto Sans KR" w:eastAsia="Noto Sans KR"/>
+                <w:rFonts w:ascii="Noto Sans CJK KR" w:hAnsi="Noto Sans CJK KR" w:eastAsia="Noto Sans CJK KR" w:cs="Noto Sans CJK KR"/>
                 <w:sz w:val="16"/>
               </w:rPr>
               <w:t>SU(3) 분기 적용</w:t>
@@ -5320,7 +5423,7 @@
             </w:pPr>
             <w:r>
               <w:rPr>
-                <w:rFonts w:ascii="Noto Sans KR" w:hAnsi="Noto Sans KR" w:eastAsia="Noto Sans KR"/>
+                <w:rFonts w:ascii="Noto Sans CJK KR" w:hAnsi="Noto Sans CJK KR" w:eastAsia="Noto Sans CJK KR" w:cs="Noto Sans CJK KR"/>
                 <w:sz w:val="16"/>
               </w:rPr>
               <w:t>3 두 개, 3-바 두 개, 1 네 개</w:t>
@@ -5351,7 +5454,7 @@
             </w:pPr>
             <w:r>
               <w:rPr>
-                <w:rFonts w:ascii="Noto Sans KR" w:hAnsi="Noto Sans KR" w:eastAsia="Noto Sans KR"/>
+                <w:rFonts w:ascii="Noto Sans CJK KR" w:hAnsi="Noto Sans CJK KR" w:eastAsia="Noto Sans CJK KR" w:cs="Noto Sans CJK KR"/>
                 <w:sz w:val="16"/>
               </w:rPr>
               <w:t>2</w:t>
@@ -5377,7 +5480,7 @@
             </w:pPr>
             <w:r>
               <w:rPr>
-                <w:rFonts w:ascii="Noto Sans KR" w:hAnsi="Noto Sans KR" w:eastAsia="Noto Sans KR"/>
+                <w:rFonts w:ascii="Noto Sans CJK KR" w:hAnsi="Noto Sans CJK KR" w:eastAsia="Noto Sans CJK KR" w:cs="Noto Sans CJK KR"/>
                 <w:sz w:val="16"/>
               </w:rPr>
               <w:t>색 채널 16개</w:t>
@@ -5403,7 +5506,7 @@
             </w:pPr>
             <w:r>
               <w:rPr>
-                <w:rFonts w:ascii="Noto Sans KR" w:hAnsi="Noto Sans KR" w:eastAsia="Noto Sans KR"/>
+                <w:rFonts w:ascii="Noto Sans CJK KR" w:hAnsi="Noto Sans CJK KR" w:eastAsia="Noto Sans CJK KR" w:cs="Noto Sans CJK KR"/>
                 <w:sz w:val="16"/>
               </w:rPr>
               <w:t>A·B·불변·널 부문 교차 짝지음</w:t>
@@ -5429,7 +5532,7 @@
             </w:pPr>
             <w:r>
               <w:rPr>
-                <w:rFonts w:ascii="Noto Sans KR" w:hAnsi="Noto Sans KR" w:eastAsia="Noto Sans KR"/>
+                <w:rFonts w:ascii="Noto Sans CJK KR" w:hAnsi="Noto Sans CJK KR" w:eastAsia="Noto Sans CJK KR" w:cs="Noto Sans CJK KR"/>
                 <w:sz w:val="16"/>
               </w:rPr>
               <w:t>(4,2,1)+(4-바,1,2)</w:t>
@@ -5459,7 +5562,7 @@
             </w:pPr>
             <w:r>
               <w:rPr>
-                <w:rFonts w:ascii="Noto Sans KR" w:hAnsi="Noto Sans KR" w:eastAsia="Noto Sans KR"/>
+                <w:rFonts w:ascii="Noto Sans CJK KR" w:hAnsi="Noto Sans CJK KR" w:eastAsia="Noto Sans CJK KR" w:cs="Noto Sans CJK KR"/>
                 <w:sz w:val="16"/>
               </w:rPr>
               <w:t>3</w:t>
@@ -5484,7 +5587,7 @@
             </w:pPr>
             <w:r>
               <w:rPr>
-                <w:rFonts w:ascii="Noto Sans KR" w:hAnsi="Noto Sans KR" w:eastAsia="Noto Sans KR"/>
+                <w:rFonts w:ascii="Noto Sans CJK KR" w:hAnsi="Noto Sans CJK KR" w:eastAsia="Noto Sans CJK KR" w:cs="Noto Sans CJK KR"/>
                 <w:sz w:val="16"/>
               </w:rPr>
               <w:t>T3R과 B-L</w:t>
@@ -5509,7 +5612,7 @@
             </w:pPr>
             <w:r>
               <w:rPr>
-                <w:rFonts w:ascii="Noto Sans KR" w:hAnsi="Noto Sans KR" w:eastAsia="Noto Sans KR"/>
+                <w:rFonts w:ascii="Noto Sans CJK KR" w:hAnsi="Noto Sans CJK KR" w:eastAsia="Noto Sans CJK KR" w:cs="Noto Sans CJK KR"/>
                 <w:sz w:val="16"/>
               </w:rPr>
               <w:t>Y(nu-c)=0, Y(e-c)=1 요구</w:t>
@@ -5534,7 +5637,7 @@
             </w:pPr>
             <w:r>
               <w:rPr>
-                <w:rFonts w:ascii="Noto Sans KR" w:hAnsi="Noto Sans KR" w:eastAsia="Noto Sans KR"/>
+                <w:rFonts w:ascii="Noto Sans CJK KR" w:hAnsi="Noto Sans CJK KR" w:eastAsia="Noto Sans CJK KR" w:cs="Noto Sans CJK KR"/>
                 <w:sz w:val="16"/>
               </w:rPr>
               <w:t>Y=T3R+(B-L)/2</w:t>
@@ -5565,7 +5668,7 @@
             </w:pPr>
             <w:r>
               <w:rPr>
-                <w:rFonts w:ascii="Noto Sans KR" w:hAnsi="Noto Sans KR" w:eastAsia="Noto Sans KR"/>
+                <w:rFonts w:ascii="Noto Sans CJK KR" w:hAnsi="Noto Sans CJK KR" w:eastAsia="Noto Sans CJK KR" w:cs="Noto Sans CJK KR"/>
                 <w:sz w:val="16"/>
               </w:rPr>
               <w:t>4</w:t>
@@ -5591,7 +5694,7 @@
             </w:pPr>
             <w:r>
               <w:rPr>
-                <w:rFonts w:ascii="Noto Sans KR" w:hAnsi="Noto Sans KR" w:eastAsia="Noto Sans KR"/>
+                <w:rFonts w:ascii="Noto Sans CJK KR" w:hAnsi="Noto Sans CJK KR" w:eastAsia="Noto Sans CJK KR" w:cs="Noto Sans CJK KR"/>
                 <w:sz w:val="16"/>
               </w:rPr>
               <w:t>도출된 하나의 연산자</w:t>
@@ -5617,7 +5720,7 @@
             </w:pPr>
             <w:r>
               <w:rPr>
-                <w:rFonts w:ascii="Noto Sans KR" w:hAnsi="Noto Sans KR" w:eastAsia="Noto Sans KR"/>
+                <w:rFonts w:ascii="Noto Sans CJK KR" w:hAnsi="Noto Sans CJK KR" w:eastAsia="Noto Sans CJK KR" w:cs="Noto Sans CJK KR"/>
                 <w:sz w:val="16"/>
               </w:rPr>
               <w:t>모든 채널에 적용</w:t>
@@ -5643,7 +5746,7 @@
             </w:pPr>
             <w:r>
               <w:rPr>
-                <w:rFonts w:ascii="Noto Sans KR" w:hAnsi="Noto Sans KR" w:eastAsia="Noto Sans KR"/>
+                <w:rFonts w:ascii="Noto Sans CJK KR" w:hAnsi="Noto Sans CJK KR" w:eastAsia="Noto Sans CJK KR" w:cs="Noto Sans CJK KR"/>
                 <w:sz w:val="16"/>
               </w:rPr>
               <w:t>표준모형 장 여섯 묶음의 하이퍼전하</w:t>
@@ -5673,7 +5776,7 @@
             </w:pPr>
             <w:r>
               <w:rPr>
-                <w:rFonts w:ascii="Noto Sans KR" w:hAnsi="Noto Sans KR" w:eastAsia="Noto Sans KR"/>
+                <w:rFonts w:ascii="Noto Sans CJK KR" w:hAnsi="Noto Sans CJK KR" w:eastAsia="Noto Sans CJK KR" w:cs="Noto Sans CJK KR"/>
                 <w:sz w:val="16"/>
               </w:rPr>
               <w:t>5</w:t>
@@ -5698,7 +5801,7 @@
             </w:pPr>
             <w:r>
               <w:rPr>
-                <w:rFonts w:ascii="Noto Sans KR" w:hAnsi="Noto Sans KR" w:eastAsia="Noto Sans KR"/>
+                <w:rFonts w:ascii="Noto Sans CJK KR" w:hAnsi="Noto Sans CJK KR" w:eastAsia="Noto Sans CJK KR" w:cs="Noto Sans CJK KR"/>
                 <w:sz w:val="16"/>
               </w:rPr>
               <w:t>도출된 하이퍼전하</w:t>
@@ -5723,7 +5826,7 @@
             </w:pPr>
             <w:r>
               <w:rPr>
-                <w:rFonts w:ascii="Noto Sans KR" w:hAnsi="Noto Sans KR" w:eastAsia="Noto Sans KR"/>
+                <w:rFonts w:ascii="Noto Sans CJK KR" w:hAnsi="Noto Sans CJK KR" w:eastAsia="Noto Sans CJK KR" w:cs="Noto Sans CJK KR"/>
                 <w:sz w:val="16"/>
               </w:rPr>
               <w:t>정확한 이상 합 계산</w:t>
@@ -5748,7 +5851,7 @@
             </w:pPr>
             <w:r>
               <w:rPr>
-                <w:rFonts w:ascii="Noto Sans KR" w:hAnsi="Noto Sans KR" w:eastAsia="Noto Sans KR"/>
+                <w:rFonts w:ascii="Noto Sans CJK KR" w:hAnsi="Noto Sans CJK KR" w:eastAsia="Noto Sans CJK KR" w:cs="Noto Sans CJK KR"/>
                 <w:sz w:val="16"/>
               </w:rPr>
               <w:t>열거한 정합성 검정 모두 통과</w:t>
@@ -5769,6 +5872,9 @@
         <w:jc w:val="center"/>
       </w:pPr>
       <w:r>
+        <w:rPr>
+          <w:rFonts w:ascii="Noto Sans CJK KR" w:hAnsi="Noto Sans CJK KR" w:eastAsia="Noto Sans CJK KR" w:cs="Noto Sans CJK KR"/>
+        </w:rPr>
         <w:drawing>
           <wp:inline xmlns:a="http://schemas.openxmlformats.org/drawingml/2006/main" xmlns:pic="http://schemas.openxmlformats.org/drawingml/2006/picture">
             <wp:extent cx="4114800" cy="365678"/>
@@ -5810,6 +5916,9 @@
         <w:jc w:val="center"/>
       </w:pPr>
       <w:r>
+        <w:rPr>
+          <w:rFonts w:ascii="Noto Sans CJK KR" w:hAnsi="Noto Sans CJK KR" w:eastAsia="Noto Sans CJK KR" w:cs="Noto Sans CJK KR"/>
+        </w:rPr>
         <w:drawing>
           <wp:inline xmlns:a="http://schemas.openxmlformats.org/drawingml/2006/main" xmlns:pic="http://schemas.openxmlformats.org/drawingml/2006/picture">
             <wp:extent cx="5212080" cy="463192"/>
@@ -5851,6 +5960,9 @@
         <w:jc w:val="center"/>
       </w:pPr>
       <w:r>
+        <w:rPr>
+          <w:rFonts w:ascii="Noto Sans CJK KR" w:hAnsi="Noto Sans CJK KR" w:eastAsia="Noto Sans CJK KR" w:cs="Noto Sans CJK KR"/>
+        </w:rPr>
         <w:drawing>
           <wp:inline xmlns:a="http://schemas.openxmlformats.org/drawingml/2006/main" xmlns:pic="http://schemas.openxmlformats.org/drawingml/2006/picture">
             <wp:extent cx="3108960" cy="276290"/>
@@ -5890,17 +6002,21 @@
         <w:pStyle w:val="Heading1"/>
       </w:pPr>
       <w:r>
+        <w:rPr>
+          <w:rFonts w:ascii="Noto Sans CJK KR" w:hAnsi="Noto Sans CJK KR" w:eastAsia="Noto Sans CJK KR" w:cs="Noto Sans CJK KR"/>
+        </w:rPr>
         <w:t>부록 B 참고문헌</w:t>
       </w:r>
     </w:p>
     <w:p>
       <w:pPr>
-        <w:spacing w:after="20"/>
+        <w:keepNext/>
+        <w:spacing w:after="80" w:line="240" w:lineRule="auto"/>
         <w:ind w:left="259" w:hanging="259"/>
       </w:pPr>
       <w:r>
         <w:rPr>
-          <w:rFonts w:ascii="Noto Sans KR" w:hAnsi="Noto Sans KR" w:eastAsia="Noto Sans KR"/>
+          <w:rFonts w:ascii="Noto Sans CJK KR" w:hAnsi="Noto Sans CJK KR" w:eastAsia="Noto Sans CJK KR" w:cs="Noto Sans CJK KR"/>
           <w:b/>
           <w:sz w:val="18"/>
         </w:rPr>
@@ -5908,7 +6024,7 @@
       </w:r>
       <w:r>
         <w:rPr>
-          <w:rFonts w:ascii="Noto Sans KR" w:hAnsi="Noto Sans KR" w:eastAsia="Noto Sans KR"/>
+          <w:rFonts w:ascii="Noto Sans CJK KR" w:hAnsi="Noto Sans CJK KR" w:eastAsia="Noto Sans CJK KR" w:cs="Noto Sans CJK KR"/>
           <w:sz w:val="18"/>
         </w:rPr>
         <w:t>Jogesh C. Pati and Abdus Salam  Lepton Number as the Fourth Color  Physical Review D 10 1974 275 to 289</w:t>
@@ -5916,26 +6032,28 @@
     </w:p>
     <w:p>
       <w:pPr>
-        <w:spacing w:after="100"/>
+        <w:keepNext/>
+        <w:spacing w:after="80" w:line="240" w:lineRule="auto"/>
         <w:ind w:left="259"/>
       </w:pPr>
       <w:r>
         <w:rPr>
-          <w:rFonts w:ascii="Noto Sans KR" w:hAnsi="Noto Sans KR" w:eastAsia="Noto Sans KR"/>
+          <w:rFonts w:ascii="Noto Sans CJK KR" w:hAnsi="Noto Sans CJK KR" w:eastAsia="Noto Sans CJK KR" w:cs="Noto Sans CJK KR"/>
           <w:color w:val="245A83"/>
-          <w:sz w:val="16"/>
+          <w:sz w:val="18"/>
         </w:rPr>
         <w:t xml:space="preserve">  https://doi.org/10.1103/PhysRevD.10.275</w:t>
       </w:r>
     </w:p>
     <w:p>
       <w:pPr>
-        <w:spacing w:after="20"/>
+        <w:keepNext/>
+        <w:spacing w:after="80" w:line="240" w:lineRule="auto"/>
         <w:ind w:left="259" w:hanging="259"/>
       </w:pPr>
       <w:r>
         <w:rPr>
-          <w:rFonts w:ascii="Noto Sans KR" w:hAnsi="Noto Sans KR" w:eastAsia="Noto Sans KR"/>
+          <w:rFonts w:ascii="Noto Sans CJK KR" w:hAnsi="Noto Sans CJK KR" w:eastAsia="Noto Sans CJK KR" w:cs="Noto Sans CJK KR"/>
           <w:b/>
           <w:sz w:val="18"/>
         </w:rPr>
@@ -5943,7 +6061,7 @@
       </w:r>
       <w:r>
         <w:rPr>
-          <w:rFonts w:ascii="Noto Sans KR" w:hAnsi="Noto Sans KR" w:eastAsia="Noto Sans KR"/>
+          <w:rFonts w:ascii="Noto Sans CJK KR" w:hAnsi="Noto Sans CJK KR" w:eastAsia="Noto Sans CJK KR" w:cs="Noto Sans CJK KR"/>
           <w:sz w:val="18"/>
         </w:rPr>
         <w:t>Harald Fritzsch and Peter Minkowski  Unified Interactions of Leptons and Hadrons  Annals of Physics 93 1975 193 to 266</w:t>
@@ -5951,26 +6069,28 @@
     </w:p>
     <w:p>
       <w:pPr>
-        <w:spacing w:after="100"/>
+        <w:keepNext/>
+        <w:spacing w:after="80" w:line="240" w:lineRule="auto"/>
         <w:ind w:left="259"/>
       </w:pPr>
       <w:r>
         <w:rPr>
-          <w:rFonts w:ascii="Noto Sans KR" w:hAnsi="Noto Sans KR" w:eastAsia="Noto Sans KR"/>
+          <w:rFonts w:ascii="Noto Sans CJK KR" w:hAnsi="Noto Sans CJK KR" w:eastAsia="Noto Sans CJK KR" w:cs="Noto Sans CJK KR"/>
           <w:color w:val="245A83"/>
-          <w:sz w:val="16"/>
+          <w:sz w:val="18"/>
         </w:rPr>
         <w:t xml:space="preserve">  https://doi.org/10.1016/0003-4916(75)90211-0</w:t>
       </w:r>
     </w:p>
     <w:p>
       <w:pPr>
-        <w:spacing w:after="20"/>
+        <w:keepNext/>
+        <w:spacing w:after="80" w:line="240" w:lineRule="auto"/>
         <w:ind w:left="259" w:hanging="259"/>
       </w:pPr>
       <w:r>
         <w:rPr>
-          <w:rFonts w:ascii="Noto Sans KR" w:hAnsi="Noto Sans KR" w:eastAsia="Noto Sans KR"/>
+          <w:rFonts w:ascii="Noto Sans CJK KR" w:hAnsi="Noto Sans CJK KR" w:eastAsia="Noto Sans CJK KR" w:cs="Noto Sans CJK KR"/>
           <w:b/>
           <w:sz w:val="18"/>
         </w:rPr>
@@ -5978,7 +6098,7 @@
       </w:r>
       <w:r>
         <w:rPr>
-          <w:rFonts w:ascii="Noto Sans KR" w:hAnsi="Noto Sans KR" w:eastAsia="Noto Sans KR"/>
+          <w:rFonts w:ascii="Noto Sans CJK KR" w:hAnsi="Noto Sans CJK KR" w:eastAsia="Noto Sans CJK KR" w:cs="Noto Sans CJK KR"/>
           <w:sz w:val="18"/>
         </w:rPr>
         <w:t>An Exceptional G2 Extension of the Standard Model from Cayley Dickson Automorphism Groups  Scientific Reports 11 2021</w:t>
@@ -5986,26 +6106,28 @@
     </w:p>
     <w:p>
       <w:pPr>
-        <w:spacing w:after="100"/>
+        <w:keepNext/>
+        <w:spacing w:after="80" w:line="240" w:lineRule="auto"/>
         <w:ind w:left="259"/>
       </w:pPr>
       <w:r>
         <w:rPr>
-          <w:rFonts w:ascii="Noto Sans KR" w:hAnsi="Noto Sans KR" w:eastAsia="Noto Sans KR"/>
+          <w:rFonts w:ascii="Noto Sans CJK KR" w:hAnsi="Noto Sans CJK KR" w:eastAsia="Noto Sans CJK KR" w:cs="Noto Sans CJK KR"/>
           <w:color w:val="245A83"/>
-          <w:sz w:val="16"/>
+          <w:sz w:val="18"/>
         </w:rPr>
         <w:t xml:space="preserve">  https://doi.org/10.1038/s41598-021-01814-1</w:t>
       </w:r>
     </w:p>
     <w:p>
       <w:pPr>
-        <w:spacing w:after="20"/>
+        <w:keepNext/>
+        <w:spacing w:after="80" w:line="240" w:lineRule="auto"/>
         <w:ind w:left="259" w:hanging="259"/>
       </w:pPr>
       <w:r>
         <w:rPr>
-          <w:rFonts w:ascii="Noto Sans KR" w:hAnsi="Noto Sans KR" w:eastAsia="Noto Sans KR"/>
+          <w:rFonts w:ascii="Noto Sans CJK KR" w:hAnsi="Noto Sans CJK KR" w:eastAsia="Noto Sans CJK KR" w:cs="Noto Sans CJK KR"/>
           <w:b/>
           <w:sz w:val="18"/>
         </w:rPr>
@@ -6013,7 +6135,7 @@
       </w:r>
       <w:r>
         <w:rPr>
-          <w:rFonts w:ascii="Noto Sans KR" w:hAnsi="Noto Sans KR" w:eastAsia="Noto Sans KR"/>
+          <w:rFonts w:ascii="Noto Sans CJK KR" w:hAnsi="Noto Sans CJK KR" w:eastAsia="Noto Sans CJK KR" w:cs="Noto Sans CJK KR"/>
           <w:sz w:val="18"/>
         </w:rPr>
         <w:t>Edward Witten  An SU(2) Anomaly  Physics Letters B 117 1982 324 to 328</w:t>
@@ -6021,16 +6143,30 @@
     </w:p>
     <w:p>
       <w:pPr>
-        <w:spacing w:after="100"/>
+        <w:keepNext/>
+        <w:spacing w:after="80" w:line="240" w:lineRule="auto"/>
         <w:ind w:left="259"/>
       </w:pPr>
       <w:r>
         <w:rPr>
-          <w:rFonts w:ascii="Noto Sans KR" w:hAnsi="Noto Sans KR" w:eastAsia="Noto Sans KR"/>
+          <w:rFonts w:ascii="Noto Sans CJK KR" w:hAnsi="Noto Sans CJK KR" w:eastAsia="Noto Sans CJK KR" w:cs="Noto Sans CJK KR"/>
           <w:color w:val="245A83"/>
-          <w:sz w:val="16"/>
+          <w:sz w:val="18"/>
         </w:rPr>
         <w:t xml:space="preserve">  https://doi.org/10.1016/0370-2693(82)90728-6</w:t>
+      </w:r>
+    </w:p>
+    <w:p>
+      <w:pPr>
+        <w:keepNext w:val="0"/>
+        <w:spacing w:line="240" w:lineRule="auto" w:after="80"/>
+      </w:pPr>
+      <w:r>
+        <w:rPr>
+          <w:rFonts w:ascii="Noto Sans CJK KR" w:hAnsi="Noto Sans CJK KR" w:eastAsia="Noto Sans CJK KR" w:cs="Noto Sans CJK KR"/>
+          <w:sz w:val="18"/>
+        </w:rPr>
+        <w:t>[5] John C. Baez. The Octonions. Bulletin of the American Mathematical Society 39 (2002), 145-205. Section 4.1. https://arxiv.org/abs/math/0105155</w:t>
       </w:r>
     </w:p>
     <w:sectPr>
@@ -6432,7 +6568,7 @@
       <w:spacing w:line="274" w:lineRule="auto" w:after="120"/>
     </w:pPr>
     <w:rPr>
-      <w:rFonts w:ascii="Noto Sans KR" w:hAnsi="Noto Sans KR" w:eastAsia="Noto Sans KR"/>
+      <w:rFonts w:ascii="Noto Sans CJK KR" w:hAnsi="Noto Sans CJK KR" w:eastAsia="Noto Sans KR"/>
       <w:sz w:val="20"/>
     </w:rPr>
   </w:style>
@@ -6450,6 +6586,9 @@
       </w:tabs>
       <w:spacing w:after="0" w:line="240" w:lineRule="auto"/>
     </w:pPr>
+    <w:rPr>
+      <w:rFonts w:ascii="Noto Sans CJK KR" w:hAnsi="Noto Sans CJK KR"/>
+    </w:rPr>
   </w:style>
   <w:style w:type="character" w:customStyle="1" w:styleId="HeaderChar">
     <w:name w:val="Header Char"/>
@@ -6457,6 +6596,9 @@
     <w:link w:val="Header"/>
     <w:uiPriority w:val="99"/>
     <w:rsid w:val="00E618BF"/>
+    <w:rPr>
+      <w:rFonts w:ascii="Noto Sans CJK KR" w:hAnsi="Noto Sans CJK KR"/>
+    </w:rPr>
   </w:style>
   <w:style w:type="paragraph" w:styleId="Footer">
     <w:name w:val="footer"/>
@@ -6472,6 +6614,9 @@
       </w:tabs>
       <w:spacing w:after="0" w:line="240" w:lineRule="auto"/>
     </w:pPr>
+    <w:rPr>
+      <w:rFonts w:ascii="Noto Sans CJK KR" w:hAnsi="Noto Sans CJK KR"/>
+    </w:rPr>
   </w:style>
   <w:style w:type="character" w:customStyle="1" w:styleId="FooterChar">
     <w:name w:val="Footer Char"/>
@@ -6479,6 +6624,9 @@
     <w:link w:val="Footer"/>
     <w:uiPriority w:val="99"/>
     <w:rsid w:val="00E618BF"/>
+    <w:rPr>
+      <w:rFonts w:ascii="Noto Sans CJK KR" w:hAnsi="Noto Sans CJK KR"/>
+    </w:rPr>
   </w:style>
   <w:style w:type="paragraph" w:styleId="Heading1">
     <w:name w:val="heading 1"/>
@@ -6495,7 +6643,7 @@
       <w:outlineLvl w:val="0"/>
     </w:pPr>
     <w:rPr>
-      <w:rFonts w:asciiTheme="majorHAnsi" w:eastAsiaTheme="majorEastAsia" w:hAnsiTheme="majorHAnsi" w:cstheme="majorBidi" w:ascii="Noto Sans KR" w:hAnsi="Noto Sans KR" w:eastAsia="Noto Sans KR"/>
+      <w:rFonts w:asciiTheme="majorHAnsi" w:eastAsiaTheme="majorEastAsia" w:hAnsiTheme="majorHAnsi" w:cstheme="majorBidi" w:ascii="Noto Sans CJK KR" w:hAnsi="Noto Sans CJK KR" w:eastAsia="Noto Sans KR"/>
       <w:b/>
       <w:bCs/>
       <w:color w:val="000000"/>
@@ -6519,7 +6667,7 @@
       <w:outlineLvl w:val="1"/>
     </w:pPr>
     <w:rPr>
-      <w:rFonts w:asciiTheme="majorHAnsi" w:eastAsiaTheme="majorEastAsia" w:hAnsiTheme="majorHAnsi" w:cstheme="majorBidi" w:ascii="Noto Sans KR" w:hAnsi="Noto Sans KR" w:eastAsia="Noto Sans KR"/>
+      <w:rFonts w:asciiTheme="majorHAnsi" w:eastAsiaTheme="majorEastAsia" w:hAnsiTheme="majorHAnsi" w:cstheme="majorBidi" w:ascii="Noto Sans CJK KR" w:hAnsi="Noto Sans CJK KR" w:eastAsia="Noto Sans KR"/>
       <w:b/>
       <w:bCs/>
       <w:color w:val="000000"/>
@@ -6543,7 +6691,7 @@
       <w:outlineLvl w:val="2"/>
     </w:pPr>
     <w:rPr>
-      <w:rFonts w:asciiTheme="majorHAnsi" w:eastAsiaTheme="majorEastAsia" w:hAnsiTheme="majorHAnsi" w:cstheme="majorBidi" w:ascii="Noto Sans KR" w:hAnsi="Noto Sans KR" w:eastAsia="Noto Sans KR"/>
+      <w:rFonts w:asciiTheme="majorHAnsi" w:eastAsiaTheme="majorEastAsia" w:hAnsiTheme="majorHAnsi" w:cstheme="majorBidi" w:ascii="Noto Sans CJK KR" w:hAnsi="Noto Sans CJK KR" w:eastAsia="Noto Sans KR"/>
       <w:b/>
       <w:bCs/>
       <w:color w:val="000000"/>
@@ -6567,7 +6715,7 @@
       <w:outlineLvl w:val="3"/>
     </w:pPr>
     <w:rPr>
-      <w:rFonts w:asciiTheme="majorHAnsi" w:eastAsiaTheme="majorEastAsia" w:hAnsiTheme="majorHAnsi" w:cstheme="majorBidi"/>
+      <w:rFonts w:asciiTheme="majorHAnsi" w:eastAsiaTheme="majorEastAsia" w:hAnsiTheme="majorHAnsi" w:cstheme="majorBidi" w:ascii="Noto Sans CJK KR" w:hAnsi="Noto Sans CJK KR"/>
       <w:b/>
       <w:bCs/>
       <w:i/>
@@ -6592,7 +6740,7 @@
       <w:outlineLvl w:val="4"/>
     </w:pPr>
     <w:rPr>
-      <w:rFonts w:asciiTheme="majorHAnsi" w:eastAsiaTheme="majorEastAsia" w:hAnsiTheme="majorHAnsi" w:cstheme="majorBidi"/>
+      <w:rFonts w:asciiTheme="majorHAnsi" w:eastAsiaTheme="majorEastAsia" w:hAnsiTheme="majorHAnsi" w:cstheme="majorBidi" w:ascii="Noto Sans CJK KR" w:hAnsi="Noto Sans CJK KR"/>
       <w:color w:val="243F60" w:themeColor="accent1" w:themeShade="7F"/>
     </w:rPr>
   </w:style>
@@ -6613,7 +6761,7 @@
       <w:outlineLvl w:val="5"/>
     </w:pPr>
     <w:rPr>
-      <w:rFonts w:asciiTheme="majorHAnsi" w:eastAsiaTheme="majorEastAsia" w:hAnsiTheme="majorHAnsi" w:cstheme="majorBidi"/>
+      <w:rFonts w:asciiTheme="majorHAnsi" w:eastAsiaTheme="majorEastAsia" w:hAnsiTheme="majorHAnsi" w:cstheme="majorBidi" w:ascii="Noto Sans CJK KR" w:hAnsi="Noto Sans CJK KR"/>
       <w:i/>
       <w:iCs/>
       <w:color w:val="243F60" w:themeColor="accent1" w:themeShade="7F"/>
@@ -6636,7 +6784,7 @@
       <w:outlineLvl w:val="6"/>
     </w:pPr>
     <w:rPr>
-      <w:rFonts w:asciiTheme="majorHAnsi" w:eastAsiaTheme="majorEastAsia" w:hAnsiTheme="majorHAnsi" w:cstheme="majorBidi"/>
+      <w:rFonts w:asciiTheme="majorHAnsi" w:eastAsiaTheme="majorEastAsia" w:hAnsiTheme="majorHAnsi" w:cstheme="majorBidi" w:ascii="Noto Sans CJK KR" w:hAnsi="Noto Sans CJK KR"/>
       <w:i/>
       <w:iCs/>
       <w:color w:val="404040" w:themeColor="text1" w:themeTint="BF"/>
@@ -6659,7 +6807,7 @@
       <w:outlineLvl w:val="7"/>
     </w:pPr>
     <w:rPr>
-      <w:rFonts w:asciiTheme="majorHAnsi" w:eastAsiaTheme="majorEastAsia" w:hAnsiTheme="majorHAnsi" w:cstheme="majorBidi"/>
+      <w:rFonts w:asciiTheme="majorHAnsi" w:eastAsiaTheme="majorEastAsia" w:hAnsiTheme="majorHAnsi" w:cstheme="majorBidi" w:ascii="Noto Sans CJK KR" w:hAnsi="Noto Sans CJK KR"/>
       <w:color w:val="4F81BD" w:themeColor="accent1"/>
       <w:sz w:val="20"/>
       <w:szCs w:val="20"/>
@@ -6682,7 +6830,7 @@
       <w:outlineLvl w:val="8"/>
     </w:pPr>
     <w:rPr>
-      <w:rFonts w:asciiTheme="majorHAnsi" w:eastAsiaTheme="majorEastAsia" w:hAnsiTheme="majorHAnsi" w:cstheme="majorBidi"/>
+      <w:rFonts w:asciiTheme="majorHAnsi" w:eastAsiaTheme="majorEastAsia" w:hAnsiTheme="majorHAnsi" w:cstheme="majorBidi" w:ascii="Noto Sans CJK KR" w:hAnsi="Noto Sans CJK KR"/>
       <w:i/>
       <w:iCs/>
       <w:color w:val="404040" w:themeColor="text1" w:themeTint="BF"/>
@@ -6695,6 +6843,9 @@
     <w:uiPriority w:val="1"/>
     <w:semiHidden/>
     <w:unhideWhenUsed/>
+    <w:rPr>
+      <w:rFonts w:ascii="Noto Sans CJK KR" w:hAnsi="Noto Sans CJK KR"/>
+    </w:rPr>
   </w:style>
   <w:style w:type="table" w:default="1" w:styleId="TableNormal">
     <w:name w:val="Normal Table"/>
@@ -6725,6 +6876,9 @@
     <w:pPr>
       <w:spacing w:after="0" w:line="240" w:lineRule="auto"/>
     </w:pPr>
+    <w:rPr>
+      <w:rFonts w:ascii="Noto Sans CJK KR" w:hAnsi="Noto Sans CJK KR"/>
+    </w:rPr>
   </w:style>
   <w:style w:type="character" w:customStyle="1" w:styleId="Heading1Char">
     <w:name w:val="Heading 1 Char"/>
@@ -6733,7 +6887,7 @@
     <w:uiPriority w:val="9"/>
     <w:rsid w:val="00FC693F"/>
     <w:rPr>
-      <w:rFonts w:asciiTheme="majorHAnsi" w:eastAsiaTheme="majorEastAsia" w:hAnsiTheme="majorHAnsi" w:cstheme="majorBidi"/>
+      <w:rFonts w:asciiTheme="majorHAnsi" w:eastAsiaTheme="majorEastAsia" w:hAnsiTheme="majorHAnsi" w:cstheme="majorBidi" w:ascii="Noto Sans CJK KR" w:hAnsi="Noto Sans CJK KR"/>
       <w:b/>
       <w:bCs/>
       <w:color w:val="365F91" w:themeColor="accent1" w:themeShade="BF"/>
@@ -6748,7 +6902,7 @@
     <w:uiPriority w:val="9"/>
     <w:rsid w:val="00FC693F"/>
     <w:rPr>
-      <w:rFonts w:asciiTheme="majorHAnsi" w:eastAsiaTheme="majorEastAsia" w:hAnsiTheme="majorHAnsi" w:cstheme="majorBidi"/>
+      <w:rFonts w:asciiTheme="majorHAnsi" w:eastAsiaTheme="majorEastAsia" w:hAnsiTheme="majorHAnsi" w:cstheme="majorBidi" w:ascii="Noto Sans CJK KR" w:hAnsi="Noto Sans CJK KR"/>
       <w:b/>
       <w:bCs/>
       <w:color w:val="4F81BD" w:themeColor="accent1"/>
@@ -6763,7 +6917,7 @@
     <w:uiPriority w:val="9"/>
     <w:rsid w:val="00FC693F"/>
     <w:rPr>
-      <w:rFonts w:asciiTheme="majorHAnsi" w:eastAsiaTheme="majorEastAsia" w:hAnsiTheme="majorHAnsi" w:cstheme="majorBidi"/>
+      <w:rFonts w:asciiTheme="majorHAnsi" w:eastAsiaTheme="majorEastAsia" w:hAnsiTheme="majorHAnsi" w:cstheme="majorBidi" w:ascii="Noto Sans CJK KR" w:hAnsi="Noto Sans CJK KR"/>
       <w:b/>
       <w:bCs/>
       <w:color w:val="4F81BD" w:themeColor="accent1"/>
@@ -6785,7 +6939,7 @@
       <w:contextualSpacing/>
     </w:pPr>
     <w:rPr>
-      <w:rFonts w:asciiTheme="majorHAnsi" w:eastAsiaTheme="majorEastAsia" w:hAnsiTheme="majorHAnsi" w:cstheme="majorBidi" w:ascii="Noto Sans KR" w:hAnsi="Noto Sans KR" w:eastAsia="Noto Sans KR"/>
+      <w:rFonts w:asciiTheme="majorHAnsi" w:eastAsiaTheme="majorEastAsia" w:hAnsiTheme="majorHAnsi" w:cstheme="majorBidi" w:ascii="Noto Sans CJK KR" w:hAnsi="Noto Sans CJK KR" w:eastAsia="Noto Sans KR"/>
       <w:b/>
       <w:color w:val="000000"/>
       <w:spacing w:val="5"/>
@@ -6801,7 +6955,7 @@
     <w:uiPriority w:val="10"/>
     <w:rsid w:val="00FC693F"/>
     <w:rPr>
-      <w:rFonts w:asciiTheme="majorHAnsi" w:eastAsiaTheme="majorEastAsia" w:hAnsiTheme="majorHAnsi" w:cstheme="majorBidi"/>
+      <w:rFonts w:asciiTheme="majorHAnsi" w:eastAsiaTheme="majorEastAsia" w:hAnsiTheme="majorHAnsi" w:cstheme="majorBidi" w:ascii="Noto Sans CJK KR" w:hAnsi="Noto Sans CJK KR"/>
       <w:color w:val="17365D" w:themeColor="text2" w:themeShade="BF"/>
       <w:spacing w:val="5"/>
       <w:kern w:val="28"/>
@@ -6823,7 +6977,7 @@
       </w:numPr>
     </w:pPr>
     <w:rPr>
-      <w:rFonts w:asciiTheme="majorHAnsi" w:eastAsiaTheme="majorEastAsia" w:hAnsiTheme="majorHAnsi" w:cstheme="majorBidi"/>
+      <w:rFonts w:asciiTheme="majorHAnsi" w:eastAsiaTheme="majorEastAsia" w:hAnsiTheme="majorHAnsi" w:cstheme="majorBidi" w:ascii="Noto Sans CJK KR" w:hAnsi="Noto Sans CJK KR"/>
       <w:i/>
       <w:iCs/>
       <w:color w:val="4F81BD" w:themeColor="accent1"/>
@@ -6839,7 +6993,7 @@
     <w:uiPriority w:val="11"/>
     <w:rsid w:val="00FC693F"/>
     <w:rPr>
-      <w:rFonts w:asciiTheme="majorHAnsi" w:eastAsiaTheme="majorEastAsia" w:hAnsiTheme="majorHAnsi" w:cstheme="majorBidi"/>
+      <w:rFonts w:asciiTheme="majorHAnsi" w:eastAsiaTheme="majorEastAsia" w:hAnsiTheme="majorHAnsi" w:cstheme="majorBidi" w:ascii="Noto Sans CJK KR" w:hAnsi="Noto Sans CJK KR"/>
       <w:i/>
       <w:iCs/>
       <w:color w:val="4F81BD" w:themeColor="accent1"/>
@@ -6858,6 +7012,9 @@
       <w:ind w:left="720"/>
       <w:contextualSpacing/>
     </w:pPr>
+    <w:rPr>
+      <w:rFonts w:ascii="Noto Sans CJK KR" w:hAnsi="Noto Sans CJK KR"/>
+    </w:rPr>
   </w:style>
   <w:style w:type="paragraph" w:styleId="BodyText">
     <w:name w:val="Body Text"/>
@@ -6869,6 +7026,9 @@
     <w:pPr>
       <w:spacing w:after="120"/>
     </w:pPr>
+    <w:rPr>
+      <w:rFonts w:ascii="Noto Sans CJK KR" w:hAnsi="Noto Sans CJK KR"/>
+    </w:rPr>
   </w:style>
   <w:style w:type="character" w:customStyle="1" w:styleId="BodyTextChar">
     <w:name w:val="Body Text Char"/>
@@ -6876,6 +7036,9 @@
     <w:link w:val="BodyText"/>
     <w:uiPriority w:val="99"/>
     <w:rsid w:val="00AA1D8D"/>
+    <w:rPr>
+      <w:rFonts w:ascii="Noto Sans CJK KR" w:hAnsi="Noto Sans CJK KR"/>
+    </w:rPr>
   </w:style>
   <w:style w:type="paragraph" w:styleId="BodyText2">
     <w:name w:val="Body Text 2"/>
@@ -6887,6 +7050,9 @@
     <w:pPr>
       <w:spacing w:after="120" w:line="480" w:lineRule="auto"/>
     </w:pPr>
+    <w:rPr>
+      <w:rFonts w:ascii="Noto Sans CJK KR" w:hAnsi="Noto Sans CJK KR"/>
+    </w:rPr>
   </w:style>
   <w:style w:type="character" w:customStyle="1" w:styleId="BodyText2Char">
     <w:name w:val="Body Text 2 Char"/>
@@ -6894,6 +7060,9 @@
     <w:link w:val="BodyText2"/>
     <w:uiPriority w:val="99"/>
     <w:rsid w:val="00AA1D8D"/>
+    <w:rPr>
+      <w:rFonts w:ascii="Noto Sans CJK KR" w:hAnsi="Noto Sans CJK KR"/>
+    </w:rPr>
   </w:style>
   <w:style w:type="paragraph" w:styleId="BodyText3">
     <w:name w:val="Body Text 3"/>
@@ -6906,6 +7075,7 @@
       <w:spacing w:after="120"/>
     </w:pPr>
     <w:rPr>
+      <w:rFonts w:ascii="Noto Sans CJK KR" w:hAnsi="Noto Sans CJK KR"/>
       <w:sz w:val="16"/>
       <w:szCs w:val="16"/>
     </w:rPr>
@@ -6917,6 +7087,7 @@
     <w:uiPriority w:val="99"/>
     <w:rsid w:val="00AA1D8D"/>
     <w:rPr>
+      <w:rFonts w:ascii="Noto Sans CJK KR" w:hAnsi="Noto Sans CJK KR"/>
       <w:sz w:val="16"/>
       <w:szCs w:val="16"/>
     </w:rPr>
@@ -6931,6 +7102,9 @@
       <w:ind w:left="360" w:hanging="360"/>
       <w:contextualSpacing/>
     </w:pPr>
+    <w:rPr>
+      <w:rFonts w:ascii="Noto Sans CJK KR" w:hAnsi="Noto Sans CJK KR"/>
+    </w:rPr>
   </w:style>
   <w:style w:type="paragraph" w:styleId="List2">
     <w:name w:val="List 2"/>
@@ -6942,6 +7116,9 @@
       <w:ind w:left="720" w:hanging="360"/>
       <w:contextualSpacing/>
     </w:pPr>
+    <w:rPr>
+      <w:rFonts w:ascii="Noto Sans CJK KR" w:hAnsi="Noto Sans CJK KR"/>
+    </w:rPr>
   </w:style>
   <w:style w:type="paragraph" w:styleId="List3">
     <w:name w:val="List 3"/>
@@ -6953,6 +7130,9 @@
       <w:ind w:left="1080" w:hanging="360"/>
       <w:contextualSpacing/>
     </w:pPr>
+    <w:rPr>
+      <w:rFonts w:ascii="Noto Sans CJK KR" w:hAnsi="Noto Sans CJK KR"/>
+    </w:rPr>
   </w:style>
   <w:style w:type="paragraph" w:styleId="ListBullet">
     <w:name w:val="List Bullet"/>
@@ -6966,6 +7146,9 @@
       </w:numPr>
       <w:contextualSpacing/>
     </w:pPr>
+    <w:rPr>
+      <w:rFonts w:ascii="Noto Sans CJK KR" w:hAnsi="Noto Sans CJK KR"/>
+    </w:rPr>
   </w:style>
   <w:style w:type="paragraph" w:styleId="ListBullet2">
     <w:name w:val="List Bullet 2"/>
@@ -6979,6 +7162,9 @@
       </w:numPr>
       <w:contextualSpacing/>
     </w:pPr>
+    <w:rPr>
+      <w:rFonts w:ascii="Noto Sans CJK KR" w:hAnsi="Noto Sans CJK KR"/>
+    </w:rPr>
   </w:style>
   <w:style w:type="paragraph" w:styleId="ListBullet3">
     <w:name w:val="List Bullet 3"/>
@@ -6992,6 +7178,9 @@
       </w:numPr>
       <w:contextualSpacing/>
     </w:pPr>
+    <w:rPr>
+      <w:rFonts w:ascii="Noto Sans CJK KR" w:hAnsi="Noto Sans CJK KR"/>
+    </w:rPr>
   </w:style>
   <w:style w:type="paragraph" w:styleId="ListNumber">
     <w:name w:val="List Number"/>
@@ -7005,6 +7194,9 @@
       </w:numPr>
       <w:contextualSpacing/>
     </w:pPr>
+    <w:rPr>
+      <w:rFonts w:ascii="Noto Sans CJK KR" w:hAnsi="Noto Sans CJK KR"/>
+    </w:rPr>
   </w:style>
   <w:style w:type="paragraph" w:styleId="ListNumber2">
     <w:name w:val="List Number 2"/>
@@ -7018,6 +7210,9 @@
       </w:numPr>
       <w:contextualSpacing/>
     </w:pPr>
+    <w:rPr>
+      <w:rFonts w:ascii="Noto Sans CJK KR" w:hAnsi="Noto Sans CJK KR"/>
+    </w:rPr>
   </w:style>
   <w:style w:type="paragraph" w:styleId="ListNumber3">
     <w:name w:val="List Number 3"/>
@@ -7031,6 +7226,9 @@
       </w:numPr>
       <w:contextualSpacing/>
     </w:pPr>
+    <w:rPr>
+      <w:rFonts w:ascii="Noto Sans CJK KR" w:hAnsi="Noto Sans CJK KR"/>
+    </w:rPr>
   </w:style>
   <w:style w:type="paragraph" w:styleId="ListContinue">
     <w:name w:val="List Continue"/>
@@ -7043,6 +7241,9 @@
       <w:ind w:left="360"/>
       <w:contextualSpacing/>
     </w:pPr>
+    <w:rPr>
+      <w:rFonts w:ascii="Noto Sans CJK KR" w:hAnsi="Noto Sans CJK KR"/>
+    </w:rPr>
   </w:style>
   <w:style w:type="paragraph" w:styleId="ListContinue2">
     <w:name w:val="List Continue 2"/>
@@ -7055,6 +7256,9 @@
       <w:ind w:left="720"/>
       <w:contextualSpacing/>
     </w:pPr>
+    <w:rPr>
+      <w:rFonts w:ascii="Noto Sans CJK KR" w:hAnsi="Noto Sans CJK KR"/>
+    </w:rPr>
   </w:style>
   <w:style w:type="paragraph" w:styleId="ListContinue3">
     <w:name w:val="List Continue 3"/>
@@ -7067,6 +7271,9 @@
       <w:ind w:left="1080"/>
       <w:contextualSpacing/>
     </w:pPr>
+    <w:rPr>
+      <w:rFonts w:ascii="Noto Sans CJK KR" w:hAnsi="Noto Sans CJK KR"/>
+    </w:rPr>
   </w:style>
   <w:style w:type="paragraph" w:styleId="MacroText">
     <w:name w:val="macro"/>
@@ -7086,7 +7293,7 @@
       </w:tabs>
     </w:pPr>
     <w:rPr>
-      <w:rFonts w:ascii="Courier" w:hAnsi="Courier"/>
+      <w:rFonts w:ascii="Noto Sans CJK KR" w:hAnsi="Noto Sans CJK KR"/>
       <w:sz w:val="20"/>
       <w:szCs w:val="20"/>
     </w:rPr>
@@ -7098,7 +7305,7 @@
     <w:uiPriority w:val="99"/>
     <w:rsid w:val="0029639D"/>
     <w:rPr>
-      <w:rFonts w:ascii="Courier" w:hAnsi="Courier"/>
+      <w:rFonts w:ascii="Noto Sans CJK KR" w:hAnsi="Noto Sans CJK KR"/>
       <w:sz w:val="20"/>
       <w:szCs w:val="20"/>
     </w:rPr>
@@ -7112,6 +7319,7 @@
     <w:qFormat/>
     <w:rsid w:val="00FC693F"/>
     <w:rPr>
+      <w:rFonts w:ascii="Noto Sans CJK KR" w:hAnsi="Noto Sans CJK KR"/>
       <w:i/>
       <w:iCs/>
       <w:color w:val="000000" w:themeColor="text1"/>
@@ -7124,6 +7332,7 @@
     <w:uiPriority w:val="29"/>
     <w:rsid w:val="00FC693F"/>
     <w:rPr>
+      <w:rFonts w:ascii="Noto Sans CJK KR" w:hAnsi="Noto Sans CJK KR"/>
       <w:i/>
       <w:iCs/>
       <w:color w:val="000000" w:themeColor="text1"/>
@@ -7137,7 +7346,7 @@
     <w:semiHidden/>
     <w:rsid w:val="00FC693F"/>
     <w:rPr>
-      <w:rFonts w:asciiTheme="majorHAnsi" w:eastAsiaTheme="majorEastAsia" w:hAnsiTheme="majorHAnsi" w:cstheme="majorBidi"/>
+      <w:rFonts w:asciiTheme="majorHAnsi" w:eastAsiaTheme="majorEastAsia" w:hAnsiTheme="majorHAnsi" w:cstheme="majorBidi" w:ascii="Noto Sans CJK KR" w:hAnsi="Noto Sans CJK KR"/>
       <w:b/>
       <w:bCs/>
       <w:i/>
@@ -7153,7 +7362,7 @@
     <w:semiHidden/>
     <w:rsid w:val="00FC693F"/>
     <w:rPr>
-      <w:rFonts w:asciiTheme="majorHAnsi" w:eastAsiaTheme="majorEastAsia" w:hAnsiTheme="majorHAnsi" w:cstheme="majorBidi"/>
+      <w:rFonts w:asciiTheme="majorHAnsi" w:eastAsiaTheme="majorEastAsia" w:hAnsiTheme="majorHAnsi" w:cstheme="majorBidi" w:ascii="Noto Sans CJK KR" w:hAnsi="Noto Sans CJK KR"/>
       <w:color w:val="243F60" w:themeColor="accent1" w:themeShade="7F"/>
     </w:rPr>
   </w:style>
@@ -7165,7 +7374,7 @@
     <w:semiHidden/>
     <w:rsid w:val="00FC693F"/>
     <w:rPr>
-      <w:rFonts w:asciiTheme="majorHAnsi" w:eastAsiaTheme="majorEastAsia" w:hAnsiTheme="majorHAnsi" w:cstheme="majorBidi"/>
+      <w:rFonts w:asciiTheme="majorHAnsi" w:eastAsiaTheme="majorEastAsia" w:hAnsiTheme="majorHAnsi" w:cstheme="majorBidi" w:ascii="Noto Sans CJK KR" w:hAnsi="Noto Sans CJK KR"/>
       <w:i/>
       <w:iCs/>
       <w:color w:val="243F60" w:themeColor="accent1" w:themeShade="7F"/>
@@ -7179,7 +7388,7 @@
     <w:semiHidden/>
     <w:rsid w:val="00FC693F"/>
     <w:rPr>
-      <w:rFonts w:asciiTheme="majorHAnsi" w:eastAsiaTheme="majorEastAsia" w:hAnsiTheme="majorHAnsi" w:cstheme="majorBidi"/>
+      <w:rFonts w:asciiTheme="majorHAnsi" w:eastAsiaTheme="majorEastAsia" w:hAnsiTheme="majorHAnsi" w:cstheme="majorBidi" w:ascii="Noto Sans CJK KR" w:hAnsi="Noto Sans CJK KR"/>
       <w:i/>
       <w:iCs/>
       <w:color w:val="404040" w:themeColor="text1" w:themeTint="BF"/>
@@ -7193,7 +7402,7 @@
     <w:semiHidden/>
     <w:rsid w:val="00FC693F"/>
     <w:rPr>
-      <w:rFonts w:asciiTheme="majorHAnsi" w:eastAsiaTheme="majorEastAsia" w:hAnsiTheme="majorHAnsi" w:cstheme="majorBidi"/>
+      <w:rFonts w:asciiTheme="majorHAnsi" w:eastAsiaTheme="majorEastAsia" w:hAnsiTheme="majorHAnsi" w:cstheme="majorBidi" w:ascii="Noto Sans CJK KR" w:hAnsi="Noto Sans CJK KR"/>
       <w:color w:val="4F81BD" w:themeColor="accent1"/>
       <w:sz w:val="20"/>
       <w:szCs w:val="20"/>
@@ -7207,7 +7416,7 @@
     <w:semiHidden/>
     <w:rsid w:val="00FC693F"/>
     <w:rPr>
-      <w:rFonts w:asciiTheme="majorHAnsi" w:eastAsiaTheme="majorEastAsia" w:hAnsiTheme="majorHAnsi" w:cstheme="majorBidi"/>
+      <w:rFonts w:asciiTheme="majorHAnsi" w:eastAsiaTheme="majorEastAsia" w:hAnsiTheme="majorHAnsi" w:cstheme="majorBidi" w:ascii="Noto Sans CJK KR" w:hAnsi="Noto Sans CJK KR"/>
       <w:i/>
       <w:iCs/>
       <w:color w:val="404040" w:themeColor="text1" w:themeTint="BF"/>
@@ -7228,6 +7437,7 @@
       <w:spacing w:line="240" w:lineRule="auto"/>
     </w:pPr>
     <w:rPr>
+      <w:rFonts w:ascii="Noto Sans CJK KR" w:hAnsi="Noto Sans CJK KR"/>
       <w:b/>
       <w:bCs/>
       <w:color w:val="4F81BD" w:themeColor="accent1"/>
@@ -7242,6 +7452,7 @@
     <w:qFormat/>
     <w:rsid w:val="00FC693F"/>
     <w:rPr>
+      <w:rFonts w:ascii="Noto Sans CJK KR" w:hAnsi="Noto Sans CJK KR"/>
       <w:b/>
       <w:bCs/>
     </w:rPr>
@@ -7253,6 +7464,7 @@
     <w:qFormat/>
     <w:rsid w:val="00FC693F"/>
     <w:rPr>
+      <w:rFonts w:ascii="Noto Sans CJK KR" w:hAnsi="Noto Sans CJK KR"/>
       <w:i/>
       <w:iCs/>
     </w:rPr>
@@ -7273,6 +7485,7 @@
       <w:ind w:left="936" w:right="936"/>
     </w:pPr>
     <w:rPr>
+      <w:rFonts w:ascii="Noto Sans CJK KR" w:hAnsi="Noto Sans CJK KR"/>
       <w:b/>
       <w:bCs/>
       <w:i/>
@@ -7287,6 +7500,7 @@
     <w:uiPriority w:val="30"/>
     <w:rsid w:val="00FC693F"/>
     <w:rPr>
+      <w:rFonts w:ascii="Noto Sans CJK KR" w:hAnsi="Noto Sans CJK KR"/>
       <w:b/>
       <w:bCs/>
       <w:i/>
@@ -7301,6 +7515,7 @@
     <w:qFormat/>
     <w:rsid w:val="00FC693F"/>
     <w:rPr>
+      <w:rFonts w:ascii="Noto Sans CJK KR" w:hAnsi="Noto Sans CJK KR"/>
       <w:i/>
       <w:iCs/>
       <w:color w:val="808080" w:themeColor="text1" w:themeTint="7F"/>
@@ -7313,6 +7528,7 @@
     <w:qFormat/>
     <w:rsid w:val="00FC693F"/>
     <w:rPr>
+      <w:rFonts w:ascii="Noto Sans CJK KR" w:hAnsi="Noto Sans CJK KR"/>
       <w:b/>
       <w:bCs/>
       <w:i/>
@@ -7327,6 +7543,7 @@
     <w:qFormat/>
     <w:rsid w:val="00FC693F"/>
     <w:rPr>
+      <w:rFonts w:ascii="Noto Sans CJK KR" w:hAnsi="Noto Sans CJK KR"/>
       <w:smallCaps/>
       <w:color w:val="C0504D" w:themeColor="accent2"/>
       <w:u w:val="single"/>
@@ -7339,6 +7556,7 @@
     <w:qFormat/>
     <w:rsid w:val="00FC693F"/>
     <w:rPr>
+      <w:rFonts w:ascii="Noto Sans CJK KR" w:hAnsi="Noto Sans CJK KR"/>
       <w:b/>
       <w:bCs/>
       <w:smallCaps/>
@@ -7354,6 +7572,7 @@
     <w:qFormat/>
     <w:rsid w:val="00FC693F"/>
     <w:rPr>
+      <w:rFonts w:ascii="Noto Sans CJK KR" w:hAnsi="Noto Sans CJK KR"/>
       <w:b/>
       <w:bCs/>
       <w:smallCaps/>
@@ -7372,6 +7591,9 @@
     <w:pPr>
       <w:outlineLvl w:val="9"/>
     </w:pPr>
+    <w:rPr>
+      <w:rFonts w:ascii="Noto Sans CJK KR" w:hAnsi="Noto Sans CJK KR"/>
+    </w:rPr>
   </w:style>
   <w:style w:type="table" w:styleId="TableGrid">
     <w:name w:val="Table Grid"/>
@@ -18126,7 +18348,7 @@
       <w:spacing w:after="160"/>
     </w:pPr>
     <w:rPr>
-      <w:rFonts w:ascii="Noto Sans KR" w:hAnsi="Noto Sans KR" w:eastAsia="Noto Sans KR"/>
+      <w:rFonts w:ascii="Noto Sans CJK KR" w:hAnsi="Noto Sans CJK KR" w:eastAsia="Noto Sans KR"/>
       <w:i/>
       <w:color w:val="66717C"/>
       <w:sz w:val="17"/>
